--- a/basketball/nba_draft_anova_intro/nba_draft_worksheet_word_SOLUTIONS.docx
+++ b/basketball/nba_draft_anova_intro/nba_draft_worksheet_word_SOLUTIONS.docx
@@ -1,6 +1,6 @@
 
 <file path=word/document.xml><?xml version="1.0" encoding="utf-8"?>
-<w:document xmlns:wpc="http://schemas.microsoft.com/office/word/2010/wordprocessingCanvas" xmlns:cx="http://schemas.microsoft.com/office/drawing/2014/chartex" xmlns:cx1="http://schemas.microsoft.com/office/drawing/2015/9/8/chartex" xmlns:cx2="http://schemas.microsoft.com/office/drawing/2015/10/21/chartex" xmlns:cx3="http://schemas.microsoft.com/office/drawing/2016/5/9/chartex" xmlns:cx4="http://schemas.microsoft.com/office/drawing/2016/5/10/chartex" xmlns:cx5="http://schemas.microsoft.com/office/drawing/2016/5/11/chartex" xmlns:cx6="http://schemas.microsoft.com/office/drawing/2016/5/12/chartex" xmlns:cx7="http://schemas.microsoft.com/office/drawing/2016/5/13/chartex" xmlns:cx8="http://schemas.microsoft.com/office/drawing/2016/5/14/chartex" xmlns:mc="http://schemas.openxmlformats.org/markup-compatibility/2006" xmlns:aink="http://schemas.microsoft.com/office/drawing/2016/ink" xmlns:am3d="http://schemas.microsoft.com/office/drawing/2017/model3d" xmlns:o="urn:schemas-microsoft-com:office:office" xmlns:oel="http://schemas.microsoft.com/office/2019/extlst" xmlns:r="http://schemas.openxmlformats.org/officeDocument/2006/relationships" xmlns:m="http://schemas.openxmlformats.org/officeDocument/2006/math" xmlns:v="urn:schemas-microsoft-com:vml" xmlns:wp14="http://schemas.microsoft.com/office/word/2010/wordprocessingDrawing" xmlns:wp="http://schemas.openxmlformats.org/drawingml/2006/wordprocessingDrawing" xmlns:w10="urn:schemas-microsoft-com:office:word" xmlns:w="http://schemas.openxmlformats.org/wordprocessingml/2006/main" xmlns:w14="http://schemas.microsoft.com/office/word/2010/wordml" xmlns:w15="http://schemas.microsoft.com/office/word/2012/wordml" xmlns:w16cex="http://schemas.microsoft.com/office/word/2018/wordml/cex" xmlns:w16cid="http://schemas.microsoft.com/office/word/2016/wordml/cid" xmlns:w16="http://schemas.microsoft.com/office/word/2018/wordml" xmlns:w16sdtdh="http://schemas.microsoft.com/office/word/2020/wordml/sdtdatahash" xmlns:w16se="http://schemas.microsoft.com/office/word/2015/wordml/symex" xmlns:wpg="http://schemas.microsoft.com/office/word/2010/wordprocessingGroup" xmlns:wpi="http://schemas.microsoft.com/office/word/2010/wordprocessingInk" xmlns:wne="http://schemas.microsoft.com/office/word/2006/wordml" xmlns:wps="http://schemas.microsoft.com/office/word/2010/wordprocessingShape" mc:Ignorable="w14 w15 w16se w16cid w16 w16cex w16sdtdh wp14">
+<w:document xmlns:wpc="http://schemas.microsoft.com/office/word/2010/wordprocessingCanvas" xmlns:cx="http://schemas.microsoft.com/office/drawing/2014/chartex" xmlns:cx1="http://schemas.microsoft.com/office/drawing/2015/9/8/chartex" xmlns:mc="http://schemas.openxmlformats.org/markup-compatibility/2006" xmlns:o="urn:schemas-microsoft-com:office:office" xmlns:r="http://schemas.openxmlformats.org/officeDocument/2006/relationships" xmlns:m="http://schemas.openxmlformats.org/officeDocument/2006/math" xmlns:v="urn:schemas-microsoft-com:vml" xmlns:wp14="http://schemas.microsoft.com/office/word/2010/wordprocessingDrawing" xmlns:wp="http://schemas.openxmlformats.org/drawingml/2006/wordprocessingDrawing" xmlns:w10="urn:schemas-microsoft-com:office:word" xmlns:w="http://schemas.openxmlformats.org/wordprocessingml/2006/main" xmlns:w14="http://schemas.microsoft.com/office/word/2010/wordml" xmlns:w15="http://schemas.microsoft.com/office/word/2012/wordml" xmlns:w16se="http://schemas.microsoft.com/office/word/2015/wordml/symex" xmlns:wpg="http://schemas.microsoft.com/office/word/2010/wordprocessingGroup" xmlns:wpi="http://schemas.microsoft.com/office/word/2010/wordprocessingInk" xmlns:wne="http://schemas.microsoft.com/office/word/2006/wordml" xmlns:wps="http://schemas.microsoft.com/office/word/2010/wordprocessingShape" mc:Ignorable="w14 w15 w16se wp14">
   <w:body>
     <w:p>
       <w:pPr>
@@ -79,6 +79,11 @@
         <w:t>The draft is comprised of 60 players and takes place over two rounds of 30 selections. Teams pick players in an order based on performance from the previous season, with teams that performed poorly getting earlier picks in order to create a seemingly more level playing field.</w:t>
       </w:r>
       <w:r>
+        <w:rPr>
+          <w:rFonts w:asciiTheme="minorHAnsi" w:hAnsiTheme="minorHAnsi" w:cstheme="minorHAnsi"/>
+          <w:sz w:val="20"/>
+          <w:szCs w:val="20"/>
+        </w:rPr>
         <w:t xml:space="preserve"> </w:t>
       </w:r>
       <w:r>
@@ -121,7 +126,7 @@
       </w:r>
       <w:r>
         <w:rPr>
-          <w:rFonts w:ascii="Courier New" w:hAnsi="Courier New" w:cs="Courier New"/>
+          <w:rFonts w:asciiTheme="minorHAnsi" w:hAnsiTheme="minorHAnsi" w:cstheme="minorHAnsi"/>
           <w:b/>
           <w:bCs/>
           <w:color w:val="000000" w:themeColor="text1"/>
@@ -132,63 +137,65 @@
       </w:r>
       <w:r>
         <w:rPr>
-          <w:rFonts w:ascii="Courier New" w:hAnsi="Courier New" w:cs="Courier New"/>
-          <w:color w:val="000000" w:themeColor="text1"/>
-          <w:sz w:val="20"/>
-          <w:szCs w:val="20"/>
-        </w:rPr>
-        <w:t xml:space="preserve"> </w:t>
-      </w:r>
-      <w:r>
-        <w:rPr>
-          <w:rFonts w:asciiTheme="minorHAnsi" w:hAnsiTheme="minorHAnsi" w:cstheme="minorHAnsi"/>
-          <w:color w:val="000000" w:themeColor="text1"/>
-          <w:sz w:val="20"/>
-          <w:szCs w:val="20"/>
-        </w:rPr>
-        <w:t xml:space="preserve">and </w:t>
-      </w:r>
-      <w:r>
-        <w:rPr>
-          <w:rFonts w:asciiTheme="minorHAnsi" w:hAnsiTheme="minorHAnsi" w:cstheme="minorHAnsi"/>
-          <w:color w:val="000000" w:themeColor="text1"/>
-          <w:sz w:val="20"/>
-          <w:szCs w:val="20"/>
-        </w:rPr>
-        <w:t>focuses on players that were selected in the first round of the NBA draft between the years 1990-2021, and they are divided based on what number in the first round they were selected</w:t>
-      </w:r>
-      <w:r>
-        <w:rPr>
-          <w:rFonts w:asciiTheme="minorHAnsi" w:hAnsiTheme="minorHAnsi" w:cstheme="minorHAnsi"/>
-          <w:color w:val="000000" w:themeColor="text1"/>
-          <w:sz w:val="20"/>
-          <w:szCs w:val="20"/>
-        </w:rPr>
-        <w:t xml:space="preserve"> (1-10, 11-20, or 21-30)</w:t>
-      </w:r>
-      <w:r>
-        <w:rPr>
-          <w:rFonts w:asciiTheme="minorHAnsi" w:hAnsiTheme="minorHAnsi" w:cstheme="minorHAnsi"/>
-          <w:color w:val="000000" w:themeColor="text1"/>
-          <w:sz w:val="20"/>
-          <w:szCs w:val="20"/>
-        </w:rPr>
-        <w:t>. For each player, there are a range of different statistics from their careers in the NBA, some of which are ongoing</w:t>
-      </w:r>
-      <w:r>
-        <w:rPr>
-          <w:rFonts w:asciiTheme="minorHAnsi" w:hAnsiTheme="minorHAnsi" w:cstheme="minorHAnsi"/>
-          <w:color w:val="000000" w:themeColor="text1"/>
-          <w:sz w:val="20"/>
-          <w:szCs w:val="20"/>
-        </w:rPr>
-        <w:t xml:space="preserve">, we will be focusing on the average number of minutes played per game. </w:t>
-      </w:r>
-    </w:p>
-    <w:p>
-      <w:pPr>
-        <w:rPr>
-          <w:rFonts w:asciiTheme="majorHAnsi" w:hAnsiTheme="majorHAnsi" w:cstheme="majorHAnsi"/>
+          <w:rFonts w:asciiTheme="minorHAnsi" w:hAnsiTheme="minorHAnsi" w:cstheme="minorHAnsi"/>
+          <w:color w:val="000000" w:themeColor="text1"/>
+          <w:sz w:val="20"/>
+          <w:szCs w:val="20"/>
+        </w:rPr>
+        <w:t xml:space="preserve"> and </w:t>
+      </w:r>
+      <w:r>
+        <w:rPr>
+          <w:rFonts w:asciiTheme="minorHAnsi" w:hAnsiTheme="minorHAnsi" w:cstheme="minorHAnsi"/>
+          <w:color w:val="000000" w:themeColor="text1"/>
+          <w:sz w:val="20"/>
+          <w:szCs w:val="20"/>
+        </w:rPr>
+        <w:t xml:space="preserve">focuses on players that were selected in the first round of the NBA draft between the years 1990-2021. </w:t>
+      </w:r>
+      <w:r>
+        <w:rPr>
+          <w:rFonts w:asciiTheme="minorHAnsi" w:hAnsiTheme="minorHAnsi" w:cstheme="minorHAnsi"/>
+          <w:color w:val="000000" w:themeColor="text1"/>
+          <w:sz w:val="20"/>
+          <w:szCs w:val="20"/>
+        </w:rPr>
+        <w:t>For each player, the dataset includes a range of career statistics from their time in the NBA. Some players’ careers are still ongoing, but in this activity we will focus on the average number of minutes they have played per game.</w:t>
+      </w:r>
+    </w:p>
+    <w:p>
+      <w:pPr>
+        <w:rPr>
+          <w:rFonts w:asciiTheme="minorHAnsi" w:hAnsiTheme="minorHAnsi" w:cstheme="minorHAnsi"/>
+          <w:color w:val="000000" w:themeColor="text1"/>
+          <w:sz w:val="20"/>
+          <w:szCs w:val="20"/>
+        </w:rPr>
+      </w:pPr>
+    </w:p>
+    <w:p>
+      <w:pPr>
+        <w:rPr>
+          <w:rFonts w:asciiTheme="minorHAnsi" w:hAnsiTheme="minorHAnsi" w:cstheme="minorHAnsi"/>
+          <w:color w:val="000000" w:themeColor="text1"/>
+          <w:sz w:val="20"/>
+          <w:szCs w:val="20"/>
+        </w:rPr>
+      </w:pPr>
+      <w:r>
+        <w:rPr>
+          <w:rFonts w:asciiTheme="minorHAnsi" w:hAnsiTheme="minorHAnsi" w:cstheme="minorHAnsi"/>
+          <w:color w:val="000000" w:themeColor="text1"/>
+          <w:sz w:val="20"/>
+          <w:szCs w:val="20"/>
+        </w:rPr>
+        <w:t>Analyzing minutes per game is useful because it measures how much playing time a player earned during their NBA career, which is one indicator of a player’s role and value to a team. However, minutes per game is not a perfect measure of player quality because playing time can also be influenced by team expectations, injuries, roster needs, coaching decisions, and the opportunity given to high draft picks.</w:t>
+      </w:r>
+    </w:p>
+    <w:p>
+      <w:pPr>
+        <w:rPr>
+          <w:rFonts w:asciiTheme="minorHAnsi" w:hAnsiTheme="minorHAnsi" w:cstheme="minorHAnsi"/>
           <w:b/>
           <w:bCs/>
           <w:color w:val="000000" w:themeColor="text1"/>
@@ -201,38 +208,183 @@
       <w:pPr>
         <w:rPr>
           <w:rFonts w:asciiTheme="minorHAnsi" w:hAnsiTheme="minorHAnsi" w:cstheme="minorHAnsi"/>
-          <w:color w:val="000000" w:themeColor="text1"/>
-          <w:sz w:val="20"/>
-          <w:szCs w:val="20"/>
-        </w:rPr>
-      </w:pPr>
-      <w:r>
-        <w:rPr>
-          <w:rFonts w:asciiTheme="minorHAnsi" w:hAnsiTheme="minorHAnsi" w:cstheme="minorHAnsi"/>
-          <w:color w:val="000000" w:themeColor="text1"/>
-          <w:sz w:val="20"/>
-          <w:szCs w:val="20"/>
-        </w:rPr>
-        <w:t>The graphs below show a density plot corresponding to the minutes per game based on players who were selected in Round 1 of the NBA draft. The dashed line represents the groups mean. The box plots represent the variance for the minutes played for players who were selected in the first round.</w:t>
-      </w:r>
-    </w:p>
-    <w:p>
-      <w:pPr>
-        <w:rPr>
-          <w:rFonts w:asciiTheme="minorHAnsi" w:hAnsiTheme="minorHAnsi" w:cstheme="minorHAnsi"/>
-          <w:color w:val="000000" w:themeColor="text1"/>
-          <w:sz w:val="20"/>
-          <w:szCs w:val="20"/>
-        </w:rPr>
-      </w:pPr>
-      <w:r>
-        <w:rPr>
-          <w:rFonts w:asciiTheme="minorHAnsi" w:hAnsiTheme="minorHAnsi" w:cstheme="minorHAnsi"/>
-          <w:color w:val="000000" w:themeColor="text1"/>
-          <w:sz w:val="20"/>
-          <w:szCs w:val="20"/>
-        </w:rPr>
-        <w:t xml:space="preserve"> </w:t>
+          <w:bCs/>
+          <w:color w:val="000000" w:themeColor="text1"/>
+          <w:sz w:val="20"/>
+          <w:szCs w:val="20"/>
+        </w:rPr>
+      </w:pPr>
+      <w:r>
+        <w:rPr>
+          <w:rFonts w:asciiTheme="minorHAnsi" w:hAnsiTheme="minorHAnsi" w:cstheme="minorHAnsi"/>
+          <w:bCs/>
+          <w:color w:val="000000" w:themeColor="text1"/>
+          <w:sz w:val="20"/>
+          <w:szCs w:val="20"/>
+        </w:rPr>
+        <w:t>In this activity, we will investigate whether NBA players selected earlier in the first round tend to have different average career minutes per game than players selected later in the first round. To do this, we will compare three groups of first-round picks: picks 1</w:t>
+      </w:r>
+      <w:r>
+        <w:rPr>
+          <w:rFonts w:asciiTheme="minorHAnsi" w:hAnsiTheme="minorHAnsi" w:cstheme="minorHAnsi"/>
+          <w:bCs/>
+          <w:color w:val="000000" w:themeColor="text1"/>
+          <w:sz w:val="20"/>
+          <w:szCs w:val="20"/>
+        </w:rPr>
+        <w:t>-</w:t>
+      </w:r>
+      <w:r>
+        <w:rPr>
+          <w:rFonts w:asciiTheme="minorHAnsi" w:hAnsiTheme="minorHAnsi" w:cstheme="minorHAnsi"/>
+          <w:bCs/>
+          <w:color w:val="000000" w:themeColor="text1"/>
+          <w:sz w:val="20"/>
+          <w:szCs w:val="20"/>
+        </w:rPr>
+        <w:t>10, picks 11</w:t>
+      </w:r>
+      <w:r>
+        <w:rPr>
+          <w:rFonts w:asciiTheme="minorHAnsi" w:hAnsiTheme="minorHAnsi" w:cstheme="minorHAnsi"/>
+          <w:bCs/>
+          <w:color w:val="000000" w:themeColor="text1"/>
+          <w:sz w:val="20"/>
+          <w:szCs w:val="20"/>
+        </w:rPr>
+        <w:t>-</w:t>
+      </w:r>
+      <w:r>
+        <w:rPr>
+          <w:rFonts w:asciiTheme="minorHAnsi" w:hAnsiTheme="minorHAnsi" w:cstheme="minorHAnsi"/>
+          <w:bCs/>
+          <w:color w:val="000000" w:themeColor="text1"/>
+          <w:sz w:val="20"/>
+          <w:szCs w:val="20"/>
+        </w:rPr>
+        <w:t>20, and picks 21</w:t>
+      </w:r>
+      <w:r>
+        <w:rPr>
+          <w:rFonts w:asciiTheme="minorHAnsi" w:hAnsiTheme="minorHAnsi" w:cstheme="minorHAnsi"/>
+          <w:bCs/>
+          <w:color w:val="000000" w:themeColor="text1"/>
+          <w:sz w:val="20"/>
+          <w:szCs w:val="20"/>
+        </w:rPr>
+        <w:t>-</w:t>
+      </w:r>
+      <w:r>
+        <w:rPr>
+          <w:rFonts w:asciiTheme="minorHAnsi" w:hAnsiTheme="minorHAnsi" w:cstheme="minorHAnsi"/>
+          <w:bCs/>
+          <w:color w:val="000000" w:themeColor="text1"/>
+          <w:sz w:val="20"/>
+          <w:szCs w:val="20"/>
+        </w:rPr>
+        <w:t>30.</w:t>
+      </w:r>
+    </w:p>
+    <w:p>
+      <w:pPr>
+        <w:rPr>
+          <w:rFonts w:asciiTheme="minorHAnsi" w:hAnsiTheme="minorHAnsi" w:cstheme="minorHAnsi"/>
+          <w:bCs/>
+          <w:color w:val="000000" w:themeColor="text1"/>
+          <w:sz w:val="20"/>
+          <w:szCs w:val="20"/>
+        </w:rPr>
+      </w:pPr>
+    </w:p>
+    <w:p>
+      <w:pPr>
+        <w:rPr>
+          <w:rFonts w:asciiTheme="minorHAnsi" w:hAnsiTheme="minorHAnsi" w:cstheme="minorHAnsi"/>
+          <w:color w:val="000000" w:themeColor="text1"/>
+          <w:sz w:val="20"/>
+          <w:szCs w:val="20"/>
+        </w:rPr>
+      </w:pPr>
+      <w:r>
+        <w:rPr>
+          <w:rFonts w:asciiTheme="minorHAnsi" w:hAnsiTheme="minorHAnsi" w:cstheme="minorHAnsi"/>
+          <w:color w:val="000000" w:themeColor="text1"/>
+          <w:sz w:val="20"/>
+          <w:szCs w:val="20"/>
+        </w:rPr>
+        <w:t>The graphs below summarize career minutes per game for players selected in the first round of the NBA Draft from 1990</w:t>
+      </w:r>
+      <w:r>
+        <w:rPr>
+          <w:rFonts w:asciiTheme="minorHAnsi" w:hAnsiTheme="minorHAnsi" w:cstheme="minorHAnsi"/>
+          <w:color w:val="000000" w:themeColor="text1"/>
+          <w:sz w:val="20"/>
+          <w:szCs w:val="20"/>
+        </w:rPr>
+        <w:t>-</w:t>
+      </w:r>
+      <w:r>
+        <w:rPr>
+          <w:rFonts w:asciiTheme="minorHAnsi" w:hAnsiTheme="minorHAnsi" w:cstheme="minorHAnsi"/>
+          <w:color w:val="000000" w:themeColor="text1"/>
+          <w:sz w:val="20"/>
+          <w:szCs w:val="20"/>
+        </w:rPr>
+        <w:t>2021. Players are grouped by where they were selected in the first round: picks 1</w:t>
+      </w:r>
+      <w:r>
+        <w:rPr>
+          <w:rFonts w:asciiTheme="minorHAnsi" w:hAnsiTheme="minorHAnsi" w:cstheme="minorHAnsi"/>
+          <w:color w:val="000000" w:themeColor="text1"/>
+          <w:sz w:val="20"/>
+          <w:szCs w:val="20"/>
+        </w:rPr>
+        <w:t>-</w:t>
+      </w:r>
+      <w:r>
+        <w:rPr>
+          <w:rFonts w:asciiTheme="minorHAnsi" w:hAnsiTheme="minorHAnsi" w:cstheme="minorHAnsi"/>
+          <w:color w:val="000000" w:themeColor="text1"/>
+          <w:sz w:val="20"/>
+          <w:szCs w:val="20"/>
+        </w:rPr>
+        <w:t>10, picks 11</w:t>
+      </w:r>
+      <w:r>
+        <w:rPr>
+          <w:rFonts w:asciiTheme="minorHAnsi" w:hAnsiTheme="minorHAnsi" w:cstheme="minorHAnsi"/>
+          <w:color w:val="000000" w:themeColor="text1"/>
+          <w:sz w:val="20"/>
+          <w:szCs w:val="20"/>
+        </w:rPr>
+        <w:t>-</w:t>
+      </w:r>
+      <w:r>
+        <w:rPr>
+          <w:rFonts w:asciiTheme="minorHAnsi" w:hAnsiTheme="minorHAnsi" w:cstheme="minorHAnsi"/>
+          <w:color w:val="000000" w:themeColor="text1"/>
+          <w:sz w:val="20"/>
+          <w:szCs w:val="20"/>
+        </w:rPr>
+        <w:t>20, and picks 21</w:t>
+      </w:r>
+      <w:r>
+        <w:rPr>
+          <w:rFonts w:asciiTheme="minorHAnsi" w:hAnsiTheme="minorHAnsi" w:cstheme="minorHAnsi"/>
+          <w:color w:val="000000" w:themeColor="text1"/>
+          <w:sz w:val="20"/>
+          <w:szCs w:val="20"/>
+        </w:rPr>
+        <w:t>-</w:t>
+      </w:r>
+      <w:r>
+        <w:rPr>
+          <w:rFonts w:asciiTheme="minorHAnsi" w:hAnsiTheme="minorHAnsi" w:cstheme="minorHAnsi"/>
+          <w:color w:val="000000" w:themeColor="text1"/>
+          <w:sz w:val="20"/>
+          <w:szCs w:val="20"/>
+        </w:rPr>
+        <w:t>30. The density plot shows the distribution of minutes per game for each group, with dashed vertical lines representing the group means. The side-by-side boxplots provide another way to compare the center, spread, and potential outliers in minutes per game across the three draft-pick groups.</w:t>
       </w:r>
     </w:p>
     <w:p>
@@ -568,25 +720,16 @@
           <w:sz w:val="20"/>
           <w:szCs w:val="20"/>
         </w:rPr>
-        <w:t xml:space="preserve">Based on this density plot and the box plots above, </w:t>
-      </w:r>
-      <w:r>
-        <w:rPr>
-          <w:rFonts w:asciiTheme="minorHAnsi" w:hAnsiTheme="minorHAnsi" w:cstheme="minorHAnsi"/>
-          <w:color w:val="000000" w:themeColor="text1"/>
-          <w:sz w:val="20"/>
-          <w:szCs w:val="20"/>
-        </w:rPr>
-        <w:t>can we determine if there is a significant difference between the average number of minutes played per game based on a player’s pick in the first round of the draft</w:t>
-      </w:r>
-      <w:r>
-        <w:rPr>
-          <w:rFonts w:asciiTheme="minorHAnsi" w:hAnsiTheme="minorHAnsi" w:cstheme="minorHAnsi"/>
-          <w:color w:val="000000" w:themeColor="text1"/>
-          <w:sz w:val="20"/>
-          <w:szCs w:val="20"/>
-        </w:rPr>
-        <w:t>? What conclusions can you draw upon first glance of the two data visualizations? Are there any concerns?</w:t>
+        <w:t xml:space="preserve">Based on the density plot and side-by-side boxplots, what do you notice about the distributions of minutes per game for the three draft-pick groups? </w:t>
+      </w:r>
+      <w:r>
+        <w:rPr>
+          <w:rFonts w:asciiTheme="minorHAnsi" w:hAnsiTheme="minorHAnsi" w:cstheme="minorHAnsi"/>
+          <w:color w:val="000000" w:themeColor="text1"/>
+          <w:sz w:val="20"/>
+          <w:szCs w:val="20"/>
+        </w:rPr>
+        <w:t>What conclusions can you draw upon first glance of the two data visualizations? Are there any concerns?</w:t>
       </w:r>
     </w:p>
     <w:p>
@@ -605,73 +748,74 @@
         <w:pStyle w:val="ListParagraph"/>
         <w:rPr>
           <w:rFonts w:asciiTheme="minorHAnsi" w:hAnsiTheme="minorHAnsi" w:cstheme="minorHAnsi"/>
-          <w:color w:val="000000" w:themeColor="text1"/>
-          <w:sz w:val="20"/>
-          <w:szCs w:val="20"/>
-        </w:rPr>
-      </w:pPr>
-      <w:r>
-        <w:rPr>
-          <w:rFonts w:asciiTheme="minorHAnsi" w:hAnsiTheme="minorHAnsi" w:cstheme="minorHAnsi"/>
-          <w:color w:val="FF0000"/>
-          <w:sz w:val="20"/>
-          <w:szCs w:val="20"/>
-        </w:rPr>
-        <w:t xml:space="preserve">We could determine if there is a significant difference between the average number of minutes played for each group of picks in the NBA draft. </w:t>
-      </w:r>
-      <w:r>
-        <w:rPr>
-          <w:rFonts w:asciiTheme="minorHAnsi" w:hAnsiTheme="minorHAnsi" w:cstheme="minorHAnsi"/>
-          <w:color w:val="FF0000"/>
-          <w:sz w:val="20"/>
-          <w:szCs w:val="20"/>
-        </w:rPr>
-        <w:t>The box plots show that the variance between the three groups seems to be relatively similar, which is necessary for an ANOVA test. There are limited extreme outliers which is good when looking at the distribution and variance</w:t>
-      </w:r>
-      <w:r>
-        <w:rPr>
-          <w:rFonts w:asciiTheme="minorHAnsi" w:hAnsiTheme="minorHAnsi" w:cstheme="minorHAnsi"/>
-          <w:color w:val="FF0000"/>
-          <w:sz w:val="20"/>
-          <w:szCs w:val="20"/>
-        </w:rPr>
-        <w:t>, nothing that causes concern.</w:t>
-      </w:r>
-      <w:r>
-        <w:rPr>
-          <w:rFonts w:asciiTheme="minorHAnsi" w:hAnsiTheme="minorHAnsi" w:cstheme="minorHAnsi"/>
-          <w:color w:val="FF0000"/>
-          <w:sz w:val="20"/>
-          <w:szCs w:val="20"/>
-        </w:rPr>
-        <w:t xml:space="preserve"> The distribution of the groups </w:t>
-      </w:r>
-      <w:r>
-        <w:rPr>
-          <w:rFonts w:asciiTheme="minorHAnsi" w:hAnsiTheme="minorHAnsi" w:cstheme="minorHAnsi"/>
-          <w:color w:val="FF0000"/>
-          <w:sz w:val="20"/>
-          <w:szCs w:val="20"/>
-        </w:rPr>
-        <w:t>seems</w:t>
-      </w:r>
-      <w:r>
-        <w:rPr>
-          <w:rFonts w:asciiTheme="minorHAnsi" w:hAnsiTheme="minorHAnsi" w:cstheme="minorHAnsi"/>
-          <w:color w:val="FF0000"/>
-          <w:sz w:val="20"/>
-          <w:szCs w:val="20"/>
-        </w:rPr>
-        <w:t xml:space="preserve"> to follow a relatively normal shape and have means somewhat close together</w:t>
-      </w:r>
-      <w:r>
-        <w:rPr>
-          <w:rFonts w:asciiTheme="minorHAnsi" w:hAnsiTheme="minorHAnsi" w:cstheme="minorHAnsi"/>
-          <w:color w:val="FF0000"/>
-          <w:sz w:val="20"/>
-          <w:szCs w:val="20"/>
-        </w:rPr>
-        <w:t xml:space="preserve">. The assumptions for a one-way ANOVA test seem to be met. </w:t>
+          <w:color w:val="FF0000"/>
+          <w:sz w:val="20"/>
+          <w:szCs w:val="20"/>
+        </w:rPr>
+      </w:pPr>
+      <w:r>
+        <w:rPr>
+          <w:rFonts w:asciiTheme="minorHAnsi" w:hAnsiTheme="minorHAnsi" w:cstheme="minorHAnsi"/>
+          <w:color w:val="FF0000"/>
+          <w:sz w:val="20"/>
+          <w:szCs w:val="20"/>
+        </w:rPr>
+        <w:lastRenderedPageBreak/>
+        <w:t>The players selected with picks 1</w:t>
+      </w:r>
+      <w:r>
+        <w:rPr>
+          <w:rFonts w:asciiTheme="minorHAnsi" w:hAnsiTheme="minorHAnsi" w:cstheme="minorHAnsi"/>
+          <w:color w:val="FF0000"/>
+          <w:sz w:val="20"/>
+          <w:szCs w:val="20"/>
+        </w:rPr>
+        <w:t>-</w:t>
+      </w:r>
+      <w:r>
+        <w:rPr>
+          <w:rFonts w:asciiTheme="minorHAnsi" w:hAnsiTheme="minorHAnsi" w:cstheme="minorHAnsi"/>
+          <w:color w:val="FF0000"/>
+          <w:sz w:val="20"/>
+          <w:szCs w:val="20"/>
+        </w:rPr>
+        <w:t>10 appear to have the highest typical minutes per game, while players selected with picks 21</w:t>
+      </w:r>
+      <w:r>
+        <w:rPr>
+          <w:rFonts w:asciiTheme="minorHAnsi" w:hAnsiTheme="minorHAnsi" w:cstheme="minorHAnsi"/>
+          <w:color w:val="FF0000"/>
+          <w:sz w:val="20"/>
+          <w:szCs w:val="20"/>
+        </w:rPr>
+        <w:t>-</w:t>
+      </w:r>
+      <w:r>
+        <w:rPr>
+          <w:rFonts w:asciiTheme="minorHAnsi" w:hAnsiTheme="minorHAnsi" w:cstheme="minorHAnsi"/>
+          <w:color w:val="FF0000"/>
+          <w:sz w:val="20"/>
+          <w:szCs w:val="20"/>
+        </w:rPr>
+        <w:t>30 appear to have the lowest typical minutes per game. The picks 11</w:t>
+      </w:r>
+      <w:r>
+        <w:rPr>
+          <w:rFonts w:asciiTheme="minorHAnsi" w:hAnsiTheme="minorHAnsi" w:cstheme="minorHAnsi"/>
+          <w:color w:val="FF0000"/>
+          <w:sz w:val="20"/>
+          <w:szCs w:val="20"/>
+        </w:rPr>
+        <w:t>-</w:t>
+      </w:r>
+      <w:r>
+        <w:rPr>
+          <w:rFonts w:asciiTheme="minorHAnsi" w:hAnsiTheme="minorHAnsi" w:cstheme="minorHAnsi"/>
+          <w:color w:val="FF0000"/>
+          <w:sz w:val="20"/>
+          <w:szCs w:val="20"/>
+        </w:rPr>
+        <w:t>20 group appears to fall between the other two groups. The density plots and boxplots suggest that average minutes per game may decrease as draft position gets later in the first round.</w:t>
       </w:r>
     </w:p>
     <w:p>
@@ -679,7 +823,7 @@
         <w:pStyle w:val="ListParagraph"/>
         <w:rPr>
           <w:rFonts w:asciiTheme="minorHAnsi" w:hAnsiTheme="minorHAnsi" w:cstheme="minorHAnsi"/>
-          <w:color w:val="000000" w:themeColor="text1"/>
+          <w:color w:val="FF0000"/>
           <w:sz w:val="20"/>
           <w:szCs w:val="20"/>
         </w:rPr>
@@ -690,34 +834,63 @@
         <w:pStyle w:val="ListParagraph"/>
         <w:rPr>
           <w:rFonts w:asciiTheme="minorHAnsi" w:hAnsiTheme="minorHAnsi" w:cstheme="minorHAnsi"/>
-          <w:color w:val="000000" w:themeColor="text1"/>
-          <w:sz w:val="20"/>
-          <w:szCs w:val="20"/>
-        </w:rPr>
-      </w:pPr>
-    </w:p>
-    <w:p>
-      <w:pPr>
-        <w:rPr>
-          <w:rFonts w:asciiTheme="minorHAnsi" w:hAnsiTheme="minorHAnsi" w:cstheme="minorHAnsi"/>
-          <w:color w:val="000000" w:themeColor="text1"/>
-          <w:sz w:val="20"/>
-          <w:szCs w:val="20"/>
-        </w:rPr>
-      </w:pPr>
-    </w:p>
-    <w:p>
-      <w:pPr>
-        <w:rPr>
-          <w:rFonts w:asciiTheme="minorHAnsi" w:hAnsiTheme="minorHAnsi" w:cstheme="minorHAnsi"/>
-          <w:color w:val="000000" w:themeColor="text1"/>
-          <w:sz w:val="20"/>
-          <w:szCs w:val="20"/>
-        </w:rPr>
-      </w:pPr>
-    </w:p>
-    <w:p>
-      <w:pPr>
+          <w:color w:val="FF0000"/>
+          <w:sz w:val="20"/>
+          <w:szCs w:val="20"/>
+        </w:rPr>
+      </w:pPr>
+      <w:r>
+        <w:rPr>
+          <w:rFonts w:asciiTheme="minorHAnsi" w:hAnsiTheme="minorHAnsi" w:cstheme="minorHAnsi"/>
+          <w:color w:val="FF0000"/>
+          <w:sz w:val="20"/>
+          <w:szCs w:val="20"/>
+        </w:rPr>
+        <w:t>The spreads of the three groups appear somewhat similar, although there is still variation within each group. There may be a few low-minute or high-minute players</w:t>
+      </w:r>
+      <w:r>
+        <w:rPr>
+          <w:rFonts w:asciiTheme="minorHAnsi" w:hAnsiTheme="minorHAnsi" w:cstheme="minorHAnsi"/>
+          <w:color w:val="FF0000"/>
+          <w:sz w:val="20"/>
+          <w:szCs w:val="20"/>
+        </w:rPr>
+        <w:t xml:space="preserve"> (outliers)</w:t>
+      </w:r>
+      <w:r>
+        <w:rPr>
+          <w:rFonts w:asciiTheme="minorHAnsi" w:hAnsiTheme="minorHAnsi" w:cstheme="minorHAnsi"/>
+          <w:color w:val="FF0000"/>
+          <w:sz w:val="20"/>
+          <w:szCs w:val="20"/>
+        </w:rPr>
+        <w:t xml:space="preserve"> in each group, but</w:t>
+      </w:r>
+      <w:r>
+        <w:rPr>
+          <w:rFonts w:asciiTheme="minorHAnsi" w:hAnsiTheme="minorHAnsi" w:cstheme="minorHAnsi"/>
+          <w:b/>
+          <w:color w:val="FF0000"/>
+          <w:sz w:val="20"/>
+          <w:szCs w:val="20"/>
+        </w:rPr>
+        <w:t xml:space="preserve"> there do not appear to be extreme outliers that completely dominate the plots. </w:t>
+      </w:r>
+    </w:p>
+    <w:p>
+      <w:pPr>
+        <w:pStyle w:val="ListParagraph"/>
+        <w:rPr>
+          <w:rFonts w:asciiTheme="minorHAnsi" w:hAnsiTheme="minorHAnsi" w:cstheme="minorHAnsi"/>
+          <w:color w:val="000000" w:themeColor="text1"/>
+          <w:sz w:val="20"/>
+          <w:szCs w:val="20"/>
+        </w:rPr>
+      </w:pPr>
+    </w:p>
+    <w:p>
+      <w:pPr>
+        <w:pStyle w:val="ListParagraph"/>
         <w:rPr>
           <w:rFonts w:asciiTheme="minorHAnsi" w:hAnsiTheme="minorHAnsi" w:cstheme="minorHAnsi"/>
           <w:color w:val="000000" w:themeColor="text1"/>
@@ -747,34 +920,472 @@
           <w:sz w:val="20"/>
           <w:szCs w:val="20"/>
         </w:rPr>
-        <w:t>Assuming an ANOVA test is most likely appropriate for our data, write and interpret in context the null and alternative hypotheses we'll be using to determine if the average number of minutes played per game is diffe</w:t>
-      </w:r>
-      <w:r>
-        <w:rPr>
-          <w:rFonts w:asciiTheme="minorHAnsi" w:hAnsiTheme="minorHAnsi" w:cstheme="minorHAnsi"/>
-          <w:color w:val="000000" w:themeColor="text1"/>
-          <w:sz w:val="20"/>
-          <w:szCs w:val="20"/>
-        </w:rPr>
-        <w:t xml:space="preserve">rs </w:t>
-      </w:r>
-      <w:r>
-        <w:rPr>
-          <w:rFonts w:asciiTheme="minorHAnsi" w:hAnsiTheme="minorHAnsi" w:cstheme="minorHAnsi"/>
-          <w:color w:val="000000" w:themeColor="text1"/>
-          <w:sz w:val="20"/>
-          <w:szCs w:val="20"/>
-        </w:rPr>
-        <w:t>based on the position in which the player is picked in the first round</w:t>
-      </w:r>
-      <w:r>
-        <w:rPr>
-          <w:rFonts w:asciiTheme="minorHAnsi" w:hAnsiTheme="minorHAnsi" w:cstheme="minorHAnsi"/>
-          <w:color w:val="000000" w:themeColor="text1"/>
-          <w:sz w:val="20"/>
-          <w:szCs w:val="20"/>
-        </w:rPr>
-        <w:t>.</w:t>
+        <w:t>Suppose someone suggests using a one-way ANOVA to compare average minutes per game across the three draft-pick groups. Do the conditions for one-way ANOVA appear reasonable for these data? Explain your answer by discussing both the data source and the graphical displays.</w:t>
+      </w:r>
+    </w:p>
+    <w:p>
+      <w:pPr>
+        <w:pStyle w:val="ListParagraph"/>
+        <w:rPr>
+          <w:rFonts w:asciiTheme="minorHAnsi" w:hAnsiTheme="minorHAnsi" w:cstheme="minorHAnsi"/>
+          <w:color w:val="000000" w:themeColor="text1"/>
+          <w:sz w:val="20"/>
+          <w:szCs w:val="20"/>
+        </w:rPr>
+      </w:pPr>
+    </w:p>
+    <w:p>
+      <w:pPr>
+        <w:pStyle w:val="ListParagraph"/>
+        <w:numPr>
+          <w:ilvl w:val="0"/>
+          <w:numId w:val="2"/>
+        </w:numPr>
+        <w:rPr>
+          <w:rFonts w:asciiTheme="minorHAnsi" w:hAnsiTheme="minorHAnsi" w:cstheme="minorHAnsi"/>
+          <w:color w:val="FF0000"/>
+          <w:sz w:val="20"/>
+          <w:szCs w:val="20"/>
+        </w:rPr>
+      </w:pPr>
+      <w:r>
+        <w:rPr>
+          <w:rFonts w:asciiTheme="minorHAnsi" w:hAnsiTheme="minorHAnsi" w:cstheme="minorHAnsi"/>
+          <w:b/>
+          <w:color w:val="FF0000"/>
+          <w:sz w:val="20"/>
+          <w:szCs w:val="20"/>
+        </w:rPr>
+        <w:t>Quantitative Response</w:t>
+      </w:r>
+      <w:r>
+        <w:rPr>
+          <w:rFonts w:asciiTheme="minorHAnsi" w:hAnsiTheme="minorHAnsi" w:cstheme="minorHAnsi"/>
+          <w:b/>
+          <w:color w:val="FF0000"/>
+          <w:sz w:val="20"/>
+          <w:szCs w:val="20"/>
+        </w:rPr>
+        <w:t xml:space="preserve"> Variable</w:t>
+      </w:r>
+      <w:r>
+        <w:rPr>
+          <w:rFonts w:asciiTheme="minorHAnsi" w:hAnsiTheme="minorHAnsi" w:cstheme="minorHAnsi"/>
+          <w:b/>
+          <w:color w:val="FF0000"/>
+          <w:sz w:val="20"/>
+          <w:szCs w:val="20"/>
+        </w:rPr>
+        <w:t>:</w:t>
+      </w:r>
+      <w:r>
+        <w:rPr>
+          <w:rFonts w:asciiTheme="minorHAnsi" w:hAnsiTheme="minorHAnsi" w:cstheme="minorHAnsi"/>
+          <w:color w:val="FF0000"/>
+          <w:sz w:val="20"/>
+          <w:szCs w:val="20"/>
+        </w:rPr>
+        <w:t xml:space="preserve"> Minutes per game is a quantitative variable suitable for the </w:t>
+      </w:r>
+      <w:r>
+        <w:rPr>
+          <w:rFonts w:asciiTheme="minorHAnsi" w:hAnsiTheme="minorHAnsi" w:cstheme="minorHAnsi"/>
+          <w:color w:val="FF0000"/>
+          <w:sz w:val="20"/>
+          <w:szCs w:val="20"/>
+        </w:rPr>
+        <w:t>response</w:t>
+      </w:r>
+      <w:r>
+        <w:rPr>
+          <w:rFonts w:asciiTheme="minorHAnsi" w:hAnsiTheme="minorHAnsi" w:cstheme="minorHAnsi"/>
+          <w:color w:val="FF0000"/>
+          <w:sz w:val="20"/>
+          <w:szCs w:val="20"/>
+        </w:rPr>
+        <w:t xml:space="preserve"> in ANOVA</w:t>
+      </w:r>
+    </w:p>
+    <w:p>
+      <w:pPr>
+        <w:pStyle w:val="ListParagraph"/>
+        <w:numPr>
+          <w:ilvl w:val="0"/>
+          <w:numId w:val="2"/>
+        </w:numPr>
+        <w:rPr>
+          <w:rFonts w:asciiTheme="minorHAnsi" w:hAnsiTheme="minorHAnsi" w:cstheme="minorHAnsi"/>
+          <w:color w:val="FF0000"/>
+          <w:sz w:val="20"/>
+          <w:szCs w:val="20"/>
+        </w:rPr>
+      </w:pPr>
+      <w:r>
+        <w:rPr>
+          <w:rFonts w:asciiTheme="minorHAnsi" w:hAnsiTheme="minorHAnsi" w:cstheme="minorHAnsi"/>
+          <w:b/>
+          <w:color w:val="FF0000"/>
+          <w:sz w:val="20"/>
+          <w:szCs w:val="20"/>
+        </w:rPr>
+        <w:t>Categorical Explanatory Variable</w:t>
+      </w:r>
+      <w:r>
+        <w:rPr>
+          <w:rFonts w:asciiTheme="minorHAnsi" w:hAnsiTheme="minorHAnsi" w:cstheme="minorHAnsi"/>
+          <w:b/>
+          <w:color w:val="FF0000"/>
+          <w:sz w:val="20"/>
+          <w:szCs w:val="20"/>
+        </w:rPr>
+        <w:t xml:space="preserve"> with Independent Groups</w:t>
+      </w:r>
+      <w:r>
+        <w:rPr>
+          <w:rFonts w:asciiTheme="minorHAnsi" w:hAnsiTheme="minorHAnsi" w:cstheme="minorHAnsi"/>
+          <w:color w:val="FF0000"/>
+          <w:sz w:val="20"/>
+          <w:szCs w:val="20"/>
+        </w:rPr>
+        <w:t>: Each player appears only once in one of the three non-overlapping groups.</w:t>
+      </w:r>
+    </w:p>
+    <w:p>
+      <w:pPr>
+        <w:pStyle w:val="ListParagraph"/>
+        <w:numPr>
+          <w:ilvl w:val="0"/>
+          <w:numId w:val="2"/>
+        </w:numPr>
+        <w:rPr>
+          <w:rFonts w:asciiTheme="minorHAnsi" w:hAnsiTheme="minorHAnsi" w:cstheme="minorHAnsi"/>
+          <w:color w:val="FF0000"/>
+          <w:sz w:val="20"/>
+          <w:szCs w:val="20"/>
+        </w:rPr>
+      </w:pPr>
+      <w:r>
+        <w:rPr>
+          <w:rFonts w:asciiTheme="minorHAnsi" w:hAnsiTheme="minorHAnsi" w:cstheme="minorHAnsi"/>
+          <w:b/>
+          <w:color w:val="FF0000"/>
+          <w:sz w:val="20"/>
+          <w:szCs w:val="20"/>
+        </w:rPr>
+        <w:t>Approximately Normal Sampling Distribution for the Sample Mean</w:t>
+      </w:r>
+      <w:r>
+        <w:rPr>
+          <w:rFonts w:asciiTheme="minorHAnsi" w:hAnsiTheme="minorHAnsi" w:cstheme="minorHAnsi"/>
+          <w:color w:val="FF0000"/>
+          <w:sz w:val="20"/>
+          <w:szCs w:val="20"/>
+        </w:rPr>
+        <w:t>: The density plots do not look perfectly normal, but the sample sizes</w:t>
+      </w:r>
+      <w:r>
+        <w:rPr>
+          <w:rFonts w:asciiTheme="minorHAnsi" w:hAnsiTheme="minorHAnsi" w:cstheme="minorHAnsi"/>
+          <w:color w:val="FF0000"/>
+          <w:sz w:val="20"/>
+          <w:szCs w:val="20"/>
+        </w:rPr>
+        <w:t xml:space="preserve"> (32</w:t>
+      </w:r>
+      <w:r>
+        <w:rPr>
+          <w:rFonts w:asciiTheme="minorHAnsi" w:hAnsiTheme="minorHAnsi" w:cstheme="minorHAnsi"/>
+          <w:color w:val="FF0000"/>
+          <w:sz w:val="20"/>
+          <w:szCs w:val="20"/>
+        </w:rPr>
+        <w:t xml:space="preserve"> years with 10 picks per year in a group)</w:t>
+      </w:r>
+      <w:r>
+        <w:rPr>
+          <w:rFonts w:asciiTheme="minorHAnsi" w:hAnsiTheme="minorHAnsi" w:cstheme="minorHAnsi"/>
+          <w:color w:val="FF0000"/>
+          <w:sz w:val="20"/>
+          <w:szCs w:val="20"/>
+        </w:rPr>
+        <w:t xml:space="preserve"> are large for each draft-pick group. Because of this, the sampling distributions of the sample means should be approximately normal by the Central Limit Theorem. There do not appear to be extreme outliers that would completely dominate the analysis.</w:t>
+      </w:r>
+    </w:p>
+    <w:p>
+      <w:pPr>
+        <w:pStyle w:val="ListParagraph"/>
+        <w:numPr>
+          <w:ilvl w:val="0"/>
+          <w:numId w:val="2"/>
+        </w:numPr>
+        <w:rPr>
+          <w:rFonts w:asciiTheme="minorHAnsi" w:hAnsiTheme="minorHAnsi" w:cstheme="minorHAnsi"/>
+          <w:color w:val="FF0000"/>
+          <w:sz w:val="20"/>
+          <w:szCs w:val="20"/>
+        </w:rPr>
+      </w:pPr>
+      <w:r>
+        <w:rPr>
+          <w:rFonts w:asciiTheme="minorHAnsi" w:hAnsiTheme="minorHAnsi" w:cstheme="minorHAnsi"/>
+          <w:b/>
+          <w:color w:val="FF0000"/>
+          <w:sz w:val="20"/>
+          <w:szCs w:val="20"/>
+        </w:rPr>
+        <w:t>Approximately Same Standard Deviations:</w:t>
+      </w:r>
+      <w:r>
+        <w:rPr>
+          <w:rFonts w:asciiTheme="minorHAnsi" w:hAnsiTheme="minorHAnsi" w:cstheme="minorHAnsi"/>
+          <w:color w:val="FF0000"/>
+          <w:sz w:val="20"/>
+          <w:szCs w:val="20"/>
+        </w:rPr>
+        <w:t xml:space="preserve"> The side-by-side boxplots suggest that the spreads of minutes per game are reasonably similar across the three draft-pick groups. </w:t>
+      </w:r>
+    </w:p>
+    <w:p>
+      <w:pPr>
+        <w:pStyle w:val="ListParagraph"/>
+        <w:numPr>
+          <w:ilvl w:val="0"/>
+          <w:numId w:val="2"/>
+        </w:numPr>
+        <w:rPr>
+          <w:rFonts w:asciiTheme="minorHAnsi" w:hAnsiTheme="minorHAnsi" w:cstheme="minorHAnsi"/>
+          <w:color w:val="FF0000"/>
+          <w:sz w:val="20"/>
+          <w:szCs w:val="20"/>
+        </w:rPr>
+      </w:pPr>
+      <w:r>
+        <w:rPr>
+          <w:rFonts w:asciiTheme="minorHAnsi" w:hAnsiTheme="minorHAnsi" w:cstheme="minorHAnsi"/>
+          <w:color w:val="FF0000"/>
+          <w:sz w:val="20"/>
+          <w:szCs w:val="20"/>
+        </w:rPr>
+        <w:t>Biggest potential concern is t</w:t>
+      </w:r>
+      <w:r>
+        <w:rPr>
+          <w:rFonts w:asciiTheme="minorHAnsi" w:hAnsiTheme="minorHAnsi" w:cstheme="minorHAnsi"/>
+          <w:color w:val="FF0000"/>
+          <w:sz w:val="20"/>
+          <w:szCs w:val="20"/>
+        </w:rPr>
+        <w:t>h</w:t>
+      </w:r>
+      <w:r>
+        <w:rPr>
+          <w:rFonts w:asciiTheme="minorHAnsi" w:hAnsiTheme="minorHAnsi" w:cstheme="minorHAnsi"/>
+          <w:color w:val="FF0000"/>
+          <w:sz w:val="20"/>
+          <w:szCs w:val="20"/>
+        </w:rPr>
+        <w:t xml:space="preserve">e </w:t>
+      </w:r>
+      <w:r>
+        <w:rPr>
+          <w:rFonts w:asciiTheme="minorHAnsi" w:hAnsiTheme="minorHAnsi" w:cstheme="minorHAnsi"/>
+          <w:b/>
+          <w:color w:val="FF0000"/>
+          <w:sz w:val="20"/>
+          <w:szCs w:val="20"/>
+        </w:rPr>
+        <w:t>Random Sample</w:t>
+      </w:r>
+      <w:r>
+        <w:rPr>
+          <w:rFonts w:asciiTheme="minorHAnsi" w:hAnsiTheme="minorHAnsi" w:cstheme="minorHAnsi"/>
+          <w:color w:val="FF0000"/>
+          <w:sz w:val="20"/>
+          <w:szCs w:val="20"/>
+        </w:rPr>
+        <w:t xml:space="preserve"> </w:t>
+      </w:r>
+      <w:r>
+        <w:rPr>
+          <w:rFonts w:asciiTheme="minorHAnsi" w:hAnsiTheme="minorHAnsi" w:cstheme="minorHAnsi"/>
+          <w:color w:val="FF0000"/>
+          <w:sz w:val="20"/>
+          <w:szCs w:val="20"/>
+        </w:rPr>
+        <w:t>condition</w:t>
+      </w:r>
+      <w:r>
+        <w:rPr>
+          <w:rFonts w:asciiTheme="minorHAnsi" w:hAnsiTheme="minorHAnsi" w:cstheme="minorHAnsi"/>
+          <w:color w:val="FF0000"/>
+          <w:sz w:val="20"/>
+          <w:szCs w:val="20"/>
+        </w:rPr>
+        <w:t>: These data come from first-round NBA draft picks from 1990</w:t>
+      </w:r>
+      <w:r>
+        <w:rPr>
+          <w:rFonts w:asciiTheme="minorHAnsi" w:hAnsiTheme="minorHAnsi" w:cstheme="minorHAnsi"/>
+          <w:color w:val="FF0000"/>
+          <w:sz w:val="20"/>
+          <w:szCs w:val="20"/>
+        </w:rPr>
+        <w:t>-</w:t>
+      </w:r>
+      <w:r>
+        <w:rPr>
+          <w:rFonts w:asciiTheme="minorHAnsi" w:hAnsiTheme="minorHAnsi" w:cstheme="minorHAnsi"/>
+          <w:color w:val="FF0000"/>
+          <w:sz w:val="20"/>
+          <w:szCs w:val="20"/>
+        </w:rPr>
+        <w:t>2021, not from a random sample or randomized experiment. Because of this, we should be cautious about generalizing too broadly beyond players and draft years similar to those in this dataset.</w:t>
+      </w:r>
+      <w:r>
+        <w:rPr>
+          <w:rFonts w:asciiTheme="minorHAnsi" w:hAnsiTheme="minorHAnsi" w:cstheme="minorHAnsi"/>
+          <w:color w:val="FF0000"/>
+          <w:sz w:val="20"/>
+          <w:szCs w:val="20"/>
+        </w:rPr>
+        <w:t xml:space="preserve"> (It is worth noting that a random sample is also not feasible here, so this can be a good lesson of “Its better than nothing!” in applied statistics.)</w:t>
+      </w:r>
+    </w:p>
+    <w:p>
+      <w:pPr>
+        <w:rPr>
+          <w:rFonts w:asciiTheme="minorHAnsi" w:hAnsiTheme="minorHAnsi" w:cstheme="minorHAnsi"/>
+          <w:color w:val="FF0000"/>
+          <w:sz w:val="20"/>
+          <w:szCs w:val="20"/>
+        </w:rPr>
+      </w:pPr>
+    </w:p>
+    <w:p>
+      <w:pPr>
+        <w:ind w:left="720"/>
+        <w:rPr>
+          <w:rFonts w:asciiTheme="minorHAnsi" w:hAnsiTheme="minorHAnsi" w:cstheme="minorHAnsi"/>
+          <w:color w:val="FF0000"/>
+          <w:sz w:val="20"/>
+          <w:szCs w:val="20"/>
+        </w:rPr>
+      </w:pPr>
+      <w:r>
+        <w:rPr>
+          <w:rFonts w:asciiTheme="minorHAnsi" w:hAnsiTheme="minorHAnsi" w:cstheme="minorHAnsi"/>
+          <w:color w:val="FF0000"/>
+          <w:sz w:val="20"/>
+          <w:szCs w:val="20"/>
+        </w:rPr>
+        <w:t xml:space="preserve">Overall, using one-way ANOVA seems reasonable, but the results should be interpreted with some caution because the data are observational and minutes per game is influenced by factors beyond </w:t>
+      </w:r>
+      <w:r>
+        <w:rPr>
+          <w:rFonts w:asciiTheme="minorHAnsi" w:hAnsiTheme="minorHAnsi" w:cstheme="minorHAnsi"/>
+          <w:color w:val="FF0000"/>
+          <w:sz w:val="20"/>
+          <w:szCs w:val="20"/>
+        </w:rPr>
+        <w:t xml:space="preserve">just a </w:t>
+      </w:r>
+      <w:r>
+        <w:rPr>
+          <w:rFonts w:asciiTheme="minorHAnsi" w:hAnsiTheme="minorHAnsi" w:cstheme="minorHAnsi"/>
+          <w:color w:val="FF0000"/>
+          <w:sz w:val="20"/>
+          <w:szCs w:val="20"/>
+        </w:rPr>
+        <w:t>player</w:t>
+      </w:r>
+      <w:r>
+        <w:rPr>
+          <w:rFonts w:asciiTheme="minorHAnsi" w:hAnsiTheme="minorHAnsi" w:cstheme="minorHAnsi"/>
+          <w:color w:val="FF0000"/>
+          <w:sz w:val="20"/>
+          <w:szCs w:val="20"/>
+        </w:rPr>
+        <w:t>’s</w:t>
+      </w:r>
+      <w:r>
+        <w:rPr>
+          <w:rFonts w:asciiTheme="minorHAnsi" w:hAnsiTheme="minorHAnsi" w:cstheme="minorHAnsi"/>
+          <w:color w:val="FF0000"/>
+          <w:sz w:val="20"/>
+          <w:szCs w:val="20"/>
+        </w:rPr>
+        <w:t xml:space="preserve"> ability.</w:t>
+      </w:r>
+    </w:p>
+    <w:p>
+      <w:pPr>
+        <w:rPr>
+          <w:rFonts w:asciiTheme="minorHAnsi" w:hAnsiTheme="minorHAnsi" w:cstheme="minorHAnsi"/>
+          <w:color w:val="000000" w:themeColor="text1"/>
+          <w:sz w:val="20"/>
+          <w:szCs w:val="20"/>
+        </w:rPr>
+      </w:pPr>
+    </w:p>
+    <w:p>
+      <w:pPr>
+        <w:rPr>
+          <w:rFonts w:asciiTheme="minorHAnsi" w:hAnsiTheme="minorHAnsi" w:cstheme="minorHAnsi"/>
+          <w:color w:val="000000" w:themeColor="text1"/>
+          <w:sz w:val="20"/>
+          <w:szCs w:val="20"/>
+        </w:rPr>
+      </w:pPr>
+    </w:p>
+    <w:p>
+      <w:pPr>
+        <w:pStyle w:val="ListParagraph"/>
+        <w:numPr>
+          <w:ilvl w:val="0"/>
+          <w:numId w:val="1"/>
+        </w:numPr>
+        <w:rPr>
+          <w:rFonts w:asciiTheme="minorHAnsi" w:hAnsiTheme="minorHAnsi" w:cstheme="minorHAnsi"/>
+          <w:color w:val="000000" w:themeColor="text1"/>
+          <w:sz w:val="20"/>
+          <w:szCs w:val="20"/>
+        </w:rPr>
+      </w:pPr>
+      <w:r>
+        <w:rPr>
+          <w:rFonts w:asciiTheme="minorHAnsi" w:hAnsiTheme="minorHAnsi" w:cstheme="minorHAnsi"/>
+          <w:color w:val="000000" w:themeColor="text1"/>
+          <w:sz w:val="20"/>
+          <w:szCs w:val="20"/>
+        </w:rPr>
+        <w:t xml:space="preserve">Regardless of your answer to the previous question, </w:t>
+      </w:r>
+      <w:r>
+        <w:rPr>
+          <w:rFonts w:asciiTheme="minorHAnsi" w:hAnsiTheme="minorHAnsi" w:cstheme="minorHAnsi"/>
+          <w:color w:val="000000" w:themeColor="text1"/>
+          <w:sz w:val="20"/>
+          <w:szCs w:val="20"/>
+        </w:rPr>
+        <w:t xml:space="preserve">write the null and alternative hypotheses for testing whether average career minutes per game differs among the three draft-pick groups. Use standard notation and </w:t>
+      </w:r>
+      <w:r>
+        <w:rPr>
+          <w:rFonts w:asciiTheme="minorHAnsi" w:hAnsiTheme="minorHAnsi" w:cstheme="minorHAnsi"/>
+          <w:color w:val="000000" w:themeColor="text1"/>
+          <w:sz w:val="20"/>
+          <w:szCs w:val="20"/>
+        </w:rPr>
+        <w:t xml:space="preserve">also </w:t>
+      </w:r>
+      <w:r>
+        <w:rPr>
+          <w:rFonts w:asciiTheme="minorHAnsi" w:hAnsiTheme="minorHAnsi" w:cstheme="minorHAnsi"/>
+          <w:color w:val="000000" w:themeColor="text1"/>
+          <w:sz w:val="20"/>
+          <w:szCs w:val="20"/>
+        </w:rPr>
+        <w:t>interpret each hypothesis in context.</w:t>
       </w:r>
     </w:p>
     <w:p>
@@ -894,7 +1505,7 @@
                   <w:sz w:val="20"/>
                   <w:szCs w:val="20"/>
                 </w:rPr>
-                <m:t>1</m:t>
+                <m:t>1-10</m:t>
               </m:r>
             </m:sub>
           </m:sSub>
@@ -938,7 +1549,7 @@
                   <w:sz w:val="20"/>
                   <w:szCs w:val="20"/>
                 </w:rPr>
-                <m:t>2</m:t>
+                <m:t>11-20</m:t>
               </m:r>
             </m:sub>
           </m:sSub>
@@ -982,7 +1593,7 @@
                   <w:sz w:val="20"/>
                   <w:szCs w:val="20"/>
                 </w:rPr>
-                <m:t>3</m:t>
+                <m:t>21-30</m:t>
               </m:r>
             </m:sub>
           </m:sSub>
@@ -1256,8 +1867,8 @@
             </w:rPr>
             <m:t xml:space="preserve">: </m:t>
           </m:r>
-          <m:sSub>
-            <m:sSubPr>
+          <m:sSubSup>
+            <m:sSubSupPr>
               <m:ctrlPr>
                 <w:rPr>
                   <w:rFonts w:ascii="Cambria Math" w:hAnsi="Cambria Math" w:cstheme="minorHAnsi"/>
@@ -1267,7 +1878,7 @@
                   <w:szCs w:val="20"/>
                 </w:rPr>
               </m:ctrlPr>
-            </m:sSubPr>
+            </m:sSubSupPr>
             <m:e>
               <m:r>
                 <w:rPr>
@@ -1276,7 +1887,7 @@
                   <w:sz w:val="20"/>
                   <w:szCs w:val="20"/>
                 </w:rPr>
-                <m:t>at least one u</m:t>
+                <m:t>at least one pair of u</m:t>
               </m:r>
             </m:e>
             <m:sub>
@@ -1287,20 +1898,21 @@
                   <w:sz w:val="20"/>
                   <w:szCs w:val="20"/>
                 </w:rPr>
-                <m:t>1</m:t>
+                <m:t>i</m:t>
               </m:r>
             </m:sub>
-          </m:sSub>
-          <m:r>
-            <w:rPr>
-              <w:rFonts w:ascii="Cambria Math" w:hAnsi="Cambria Math" w:cstheme="minorHAnsi"/>
-              <w:i/>
-              <w:color w:val="FF0000"/>
-              <w:sz w:val="20"/>
-              <w:szCs w:val="20"/>
-            </w:rPr>
-            <w:sym w:font="Symbol" w:char="F0B9"/>
-          </m:r>
+            <m:sup>
+              <m:r>
+                <w:rPr>
+                  <w:rFonts w:ascii="Cambria Math" w:hAnsi="Cambria Math" w:cstheme="minorHAnsi"/>
+                  <w:color w:val="FF0000"/>
+                  <w:sz w:val="20"/>
+                  <w:szCs w:val="20"/>
+                </w:rPr>
+                <m:t>'</m:t>
+              </m:r>
+            </m:sup>
+          </m:sSubSup>
           <m:r>
             <w:rPr>
               <w:rFonts w:ascii="Cambria Math" w:hAnsi="Cambria Math" w:cstheme="minorHAnsi"/>
@@ -1308,51 +1920,7 @@
               <w:sz w:val="20"/>
               <w:szCs w:val="20"/>
             </w:rPr>
-            <m:t xml:space="preserve"> </m:t>
-          </m:r>
-          <m:sSub>
-            <m:sSubPr>
-              <m:ctrlPr>
-                <w:rPr>
-                  <w:rFonts w:ascii="Cambria Math" w:hAnsi="Cambria Math" w:cstheme="minorHAnsi"/>
-                  <w:i/>
-                  <w:color w:val="FF0000"/>
-                  <w:sz w:val="20"/>
-                  <w:szCs w:val="20"/>
-                </w:rPr>
-              </m:ctrlPr>
-            </m:sSubPr>
-            <m:e>
-              <m:r>
-                <w:rPr>
-                  <w:rFonts w:ascii="Cambria Math" w:hAnsi="Cambria Math" w:cstheme="minorHAnsi"/>
-                  <w:color w:val="FF0000"/>
-                  <w:sz w:val="20"/>
-                  <w:szCs w:val="20"/>
-                </w:rPr>
-                <m:t>μ</m:t>
-              </m:r>
-            </m:e>
-            <m:sub>
-              <m:r>
-                <w:rPr>
-                  <w:rFonts w:ascii="Cambria Math" w:hAnsi="Cambria Math" w:cstheme="minorHAnsi"/>
-                  <w:color w:val="FF0000"/>
-                  <w:sz w:val="20"/>
-                  <w:szCs w:val="20"/>
-                </w:rPr>
-                <m:t>2</m:t>
-              </m:r>
-            </m:sub>
-          </m:sSub>
-          <m:r>
-            <w:rPr>
-              <w:rFonts w:ascii="Cambria Math" w:hAnsi="Cambria Math" w:cstheme="minorHAnsi"/>
-              <w:color w:val="FF0000"/>
-              <w:sz w:val="20"/>
-              <w:szCs w:val="20"/>
-            </w:rPr>
-            <m:t xml:space="preserve"> </m:t>
+            <m:t xml:space="preserve">s differ </m:t>
           </m:r>
         </m:oMath>
       </m:oMathPara>
@@ -1396,6 +1964,7 @@
           <w:sz w:val="20"/>
           <w:szCs w:val="20"/>
         </w:rPr>
+        <w:lastRenderedPageBreak/>
         <w:t>For at least one group, the mean number of minutes played in the NBA is not equal. (There is at least one group of draft picks that played a different mean number of minutes in the NBA.)</w:t>
       </w:r>
     </w:p>
@@ -1430,16 +1999,34 @@
           <w:sz w:val="20"/>
           <w:szCs w:val="20"/>
         </w:rPr>
-        <w:t xml:space="preserve"> </w:t>
-      </w:r>
-      <w:r>
-        <w:rPr>
-          <w:rFonts w:asciiTheme="minorHAnsi" w:hAnsiTheme="minorHAnsi" w:cstheme="minorHAnsi"/>
-          <w:color w:val="000000" w:themeColor="text1"/>
-          <w:sz w:val="20"/>
-          <w:szCs w:val="20"/>
-        </w:rPr>
-        <w:t xml:space="preserve">Using the statistics for each category provided below, fill in the ANOVA table and use it to answer the following questions. </w:t>
+        <w:t xml:space="preserve">Using the </w:t>
+      </w:r>
+      <w:r>
+        <w:rPr>
+          <w:rFonts w:asciiTheme="minorHAnsi" w:hAnsiTheme="minorHAnsi" w:cstheme="minorHAnsi"/>
+          <w:color w:val="000000" w:themeColor="text1"/>
+          <w:sz w:val="20"/>
+          <w:szCs w:val="20"/>
+        </w:rPr>
+        <w:t xml:space="preserve">information </w:t>
+      </w:r>
+      <w:r>
+        <w:rPr>
+          <w:rFonts w:asciiTheme="minorHAnsi" w:hAnsiTheme="minorHAnsi" w:cstheme="minorHAnsi"/>
+          <w:color w:val="000000" w:themeColor="text1"/>
+          <w:sz w:val="20"/>
+          <w:szCs w:val="20"/>
+        </w:rPr>
+        <w:t>provided</w:t>
+      </w:r>
+      <w:r>
+        <w:rPr>
+          <w:rFonts w:asciiTheme="minorHAnsi" w:hAnsiTheme="minorHAnsi" w:cstheme="minorHAnsi"/>
+          <w:color w:val="000000" w:themeColor="text1"/>
+          <w:sz w:val="20"/>
+          <w:szCs w:val="20"/>
+        </w:rPr>
+        <w:t xml:space="preserve"> below, fill in the ANOVA table.</w:t>
       </w:r>
     </w:p>
     <w:p>
@@ -1573,16 +2160,16 @@
         <w:rPr>
           <w:rFonts w:asciiTheme="minorHAnsi" w:hAnsiTheme="minorHAnsi" w:cstheme="minorHAnsi"/>
           <w:color w:val="000000" w:themeColor="text1"/>
-          <w:sz w:val="16"/>
-          <w:szCs w:val="16"/>
-        </w:rPr>
-      </w:pPr>
-      <w:r>
-        <w:rPr>
-          <w:rFonts w:asciiTheme="minorHAnsi" w:hAnsiTheme="minorHAnsi" w:cstheme="minorHAnsi"/>
-          <w:color w:val="000000" w:themeColor="text1"/>
-          <w:sz w:val="16"/>
-          <w:szCs w:val="16"/>
+          <w:sz w:val="20"/>
+          <w:szCs w:val="20"/>
+        </w:rPr>
+      </w:pPr>
+      <w:r>
+        <w:rPr>
+          <w:rFonts w:asciiTheme="minorHAnsi" w:hAnsiTheme="minorHAnsi" w:cstheme="minorHAnsi"/>
+          <w:color w:val="000000" w:themeColor="text1"/>
+          <w:sz w:val="20"/>
+          <w:szCs w:val="20"/>
         </w:rPr>
         <w:t>k</w:t>
       </w:r>
@@ -1590,8 +2177,8 @@
         <w:rPr>
           <w:rFonts w:asciiTheme="minorHAnsi" w:hAnsiTheme="minorHAnsi" w:cstheme="minorHAnsi"/>
           <w:color w:val="000000" w:themeColor="text1"/>
-          <w:sz w:val="16"/>
-          <w:szCs w:val="16"/>
+          <w:sz w:val="20"/>
+          <w:szCs w:val="20"/>
         </w:rPr>
         <w:t xml:space="preserve"> = number of groups </w:t>
       </w:r>
@@ -1602,16 +2189,16 @@
         <w:rPr>
           <w:rFonts w:asciiTheme="minorHAnsi" w:hAnsiTheme="minorHAnsi" w:cstheme="minorHAnsi"/>
           <w:color w:val="000000" w:themeColor="text1"/>
-          <w:sz w:val="16"/>
-          <w:szCs w:val="16"/>
-        </w:rPr>
-      </w:pPr>
-      <w:r>
-        <w:rPr>
-          <w:rFonts w:asciiTheme="minorHAnsi" w:hAnsiTheme="minorHAnsi" w:cstheme="minorHAnsi"/>
-          <w:color w:val="000000" w:themeColor="text1"/>
-          <w:sz w:val="16"/>
-          <w:szCs w:val="16"/>
+          <w:sz w:val="20"/>
+          <w:szCs w:val="20"/>
+        </w:rPr>
+      </w:pPr>
+      <w:r>
+        <w:rPr>
+          <w:rFonts w:asciiTheme="minorHAnsi" w:hAnsiTheme="minorHAnsi" w:cstheme="minorHAnsi"/>
+          <w:color w:val="000000" w:themeColor="text1"/>
+          <w:sz w:val="20"/>
+          <w:szCs w:val="20"/>
         </w:rPr>
         <w:t>n</w:t>
       </w:r>
@@ -1619,10 +2206,77 @@
         <w:rPr>
           <w:rFonts w:asciiTheme="minorHAnsi" w:hAnsiTheme="minorHAnsi" w:cstheme="minorHAnsi"/>
           <w:color w:val="000000" w:themeColor="text1"/>
-          <w:sz w:val="16"/>
-          <w:szCs w:val="16"/>
+          <w:sz w:val="20"/>
+          <w:szCs w:val="20"/>
         </w:rPr>
         <w:t xml:space="preserve"> = total sample size </w:t>
+      </w:r>
+    </w:p>
+    <w:p>
+      <w:pPr>
+        <w:ind w:left="2160"/>
+        <w:rPr>
+          <w:rFonts w:asciiTheme="minorHAnsi" w:hAnsiTheme="minorHAnsi" w:cstheme="minorHAnsi"/>
+          <w:color w:val="000000" w:themeColor="text1"/>
+          <w:sz w:val="20"/>
+          <w:szCs w:val="20"/>
+        </w:rPr>
+      </w:pPr>
+    </w:p>
+    <w:p>
+      <w:pPr>
+        <w:ind w:left="720"/>
+        <w:rPr>
+          <w:rFonts w:asciiTheme="minorHAnsi" w:hAnsiTheme="minorHAnsi" w:cstheme="minorHAnsi"/>
+          <w:color w:val="000000" w:themeColor="text1"/>
+          <w:sz w:val="20"/>
+          <w:szCs w:val="20"/>
+        </w:rPr>
+      </w:pPr>
+      <w:r>
+        <w:rPr>
+          <w:rFonts w:asciiTheme="minorHAnsi" w:hAnsiTheme="minorHAnsi" w:cstheme="minorHAnsi"/>
+          <w:color w:val="000000" w:themeColor="text1"/>
+          <w:sz w:val="20"/>
+          <w:szCs w:val="20"/>
+        </w:rPr>
+        <w:t>Additionally, for the entire dataset, the mean minutes per game was 21.506</w:t>
+      </w:r>
+      <w:r>
+        <w:rPr>
+          <w:rFonts w:asciiTheme="minorHAnsi" w:hAnsiTheme="minorHAnsi" w:cstheme="minorHAnsi"/>
+          <w:color w:val="000000" w:themeColor="text1"/>
+          <w:sz w:val="20"/>
+          <w:szCs w:val="20"/>
+        </w:rPr>
+        <w:t xml:space="preserve"> minutes</w:t>
+      </w:r>
+      <w:r>
+        <w:rPr>
+          <w:rFonts w:asciiTheme="minorHAnsi" w:hAnsiTheme="minorHAnsi" w:cstheme="minorHAnsi"/>
+          <w:color w:val="000000" w:themeColor="text1"/>
+          <w:sz w:val="20"/>
+          <w:szCs w:val="20"/>
+        </w:rPr>
+        <w:t xml:space="preserve"> with a standard deviation of 8.060</w:t>
+      </w:r>
+      <w:r>
+        <w:rPr>
+          <w:rFonts w:asciiTheme="minorHAnsi" w:hAnsiTheme="minorHAnsi" w:cstheme="minorHAnsi"/>
+          <w:color w:val="000000" w:themeColor="text1"/>
+          <w:sz w:val="20"/>
+          <w:szCs w:val="20"/>
+        </w:rPr>
+        <w:t xml:space="preserve"> minutes</w:t>
+      </w:r>
+      <w:r>
+        <w:rPr>
+          <w:rFonts w:asciiTheme="minorHAnsi" w:hAnsiTheme="minorHAnsi" w:cstheme="minorHAnsi"/>
+          <w:color w:val="000000" w:themeColor="text1"/>
+          <w:sz w:val="20"/>
+          <w:szCs w:val="20"/>
+        </w:rPr>
+        <w:t>.</w:t>
       </w:r>
     </w:p>
     <w:p>
@@ -1643,9 +2297,9 @@
         <w:tblLook w:val="04A0" w:firstRow="1" w:lastRow="0" w:firstColumn="1" w:lastColumn="0" w:noHBand="0" w:noVBand="1"/>
       </w:tblPr>
       <w:tblGrid>
-        <w:gridCol w:w="1767"/>
+        <w:gridCol w:w="1768"/>
+        <w:gridCol w:w="1710"/>
         <w:gridCol w:w="1709"/>
-        <w:gridCol w:w="1711"/>
         <w:gridCol w:w="1529"/>
         <w:gridCol w:w="1529"/>
         <w:gridCol w:w="1624"/>
@@ -1975,7 +2629,7 @@
                 <w:sz w:val="20"/>
                 <w:szCs w:val="20"/>
               </w:rPr>
-              <w:t>Pick in Draft</w:t>
+              <w:t>Draft-Pick Group</w:t>
             </w:r>
           </w:p>
           <w:p>
@@ -2066,7 +2720,7 @@
               <w:jc w:val="center"/>
               <w:rPr>
                 <w:rFonts w:asciiTheme="minorHAnsi" w:hAnsiTheme="minorHAnsi" w:cstheme="minorHAnsi"/>
-                <w:color w:val="000000"/>
+                <w:color w:val="FF0000"/>
               </w:rPr>
             </w:pPr>
           </w:p>
@@ -2077,13 +2731,20 @@
               <w:jc w:val="center"/>
               <w:rPr>
                 <w:rFonts w:asciiTheme="minorHAnsi" w:hAnsiTheme="minorHAnsi" w:cstheme="minorHAnsi"/>
-                <w:color w:val="000000"/>
+                <w:color w:val="FF0000"/>
               </w:rPr>
             </w:pPr>
             <w:r>
               <w:rPr>
                 <w:rFonts w:asciiTheme="minorHAnsi" w:hAnsiTheme="minorHAnsi" w:cstheme="minorHAnsi"/>
-                <w:color w:val="000000"/>
+                <w:color w:val="FF0000"/>
+              </w:rPr>
+              <w:t xml:space="preserve">SSG = </w:t>
+            </w:r>
+            <w:r>
+              <w:rPr>
+                <w:rFonts w:asciiTheme="minorHAnsi" w:hAnsiTheme="minorHAnsi" w:cstheme="minorHAnsi"/>
+                <w:color w:val="FF0000"/>
               </w:rPr>
               <w:t>13839</w:t>
             </w:r>
@@ -2093,7 +2754,7 @@
               <w:jc w:val="center"/>
               <w:rPr>
                 <w:rFonts w:asciiTheme="minorHAnsi" w:hAnsiTheme="minorHAnsi" w:cstheme="minorHAnsi"/>
-                <w:color w:val="000000" w:themeColor="text1"/>
+                <w:color w:val="FF0000"/>
                 <w:sz w:val="20"/>
                 <w:szCs w:val="20"/>
               </w:rPr>
@@ -2216,7 +2877,7 @@
               <w:jc w:val="center"/>
               <w:rPr>
                 <w:rFonts w:asciiTheme="minorHAnsi" w:hAnsiTheme="minorHAnsi" w:cstheme="minorHAnsi"/>
-                <w:color w:val="000000" w:themeColor="text1"/>
+                <w:color w:val="FF0000"/>
                 <w:sz w:val="20"/>
                 <w:szCs w:val="20"/>
               </w:rPr>
@@ -2242,7 +2903,7 @@
               <w:jc w:val="center"/>
               <w:rPr>
                 <w:rFonts w:asciiTheme="minorHAnsi" w:hAnsiTheme="minorHAnsi" w:cstheme="minorHAnsi"/>
-                <w:color w:val="000000" w:themeColor="text1"/>
+                <w:color w:val="FF0000"/>
                 <w:sz w:val="20"/>
                 <w:szCs w:val="20"/>
               </w:rPr>
@@ -2253,7 +2914,7 @@
               <w:jc w:val="center"/>
               <w:rPr>
                 <w:rFonts w:asciiTheme="minorHAnsi" w:hAnsiTheme="minorHAnsi" w:cstheme="minorHAnsi"/>
-                <w:color w:val="000000" w:themeColor="text1"/>
+                <w:color w:val="FF0000"/>
                 <w:sz w:val="20"/>
                 <w:szCs w:val="20"/>
               </w:rPr>
@@ -2262,7 +2923,7 @@
               <m:r>
                 <w:rPr>
                   <w:rFonts w:ascii="Cambria Math" w:hAnsi="Cambria Math" w:cstheme="minorHAnsi"/>
-                  <w:color w:val="000000" w:themeColor="text1"/>
+                  <w:color w:val="FF0000"/>
                   <w:sz w:val="20"/>
                   <w:szCs w:val="20"/>
                 </w:rPr>
@@ -2272,7 +2933,7 @@
             <w:r>
               <w:rPr>
                 <w:rFonts w:asciiTheme="minorHAnsi" w:hAnsiTheme="minorHAnsi" w:cstheme="minorHAnsi"/>
-                <w:color w:val="000000" w:themeColor="text1"/>
+                <w:color w:val="FF0000"/>
                 <w:sz w:val="20"/>
                 <w:szCs w:val="20"/>
               </w:rPr>
@@ -2409,56 +3070,6 @@
               <w:jc w:val="center"/>
               <w:rPr>
                 <w:rFonts w:asciiTheme="minorHAnsi" w:hAnsiTheme="minorHAnsi" w:cstheme="minorHAnsi"/>
-                <w:color w:val="FF0000"/>
-              </w:rPr>
-            </w:pPr>
-            <w:r>
-              <w:rPr>
-                <w:rFonts w:asciiTheme="minorHAnsi" w:hAnsiTheme="minorHAnsi" w:cstheme="minorHAnsi"/>
-                <w:color w:val="FF0000"/>
-              </w:rPr>
-              <w:t>SST = SSG + SSE</w:t>
-            </w:r>
-          </w:p>
-          <w:p>
-            <w:pPr>
-              <w:pStyle w:val="HTMLPreformatted"/>
-              <w:shd w:val="clear" w:color="auto" w:fill="FFFFFF"/>
-              <w:jc w:val="center"/>
-              <w:rPr>
-                <w:rFonts w:asciiTheme="minorHAnsi" w:hAnsiTheme="minorHAnsi" w:cstheme="minorHAnsi"/>
-                <w:color w:val="FF0000"/>
-              </w:rPr>
-            </w:pPr>
-            <w:r>
-              <w:rPr>
-                <w:rFonts w:asciiTheme="minorHAnsi" w:hAnsiTheme="minorHAnsi" w:cstheme="minorHAnsi"/>
-                <w:color w:val="FF0000"/>
-              </w:rPr>
-              <w:t>60091</w:t>
-            </w:r>
-            <w:r>
-              <w:rPr>
-                <w:rFonts w:asciiTheme="minorHAnsi" w:hAnsiTheme="minorHAnsi" w:cstheme="minorHAnsi"/>
-                <w:color w:val="FF0000"/>
-              </w:rPr>
-              <w:t>=13839</w:t>
-            </w:r>
-            <w:r>
-              <w:rPr>
-                <w:rFonts w:asciiTheme="minorHAnsi" w:hAnsiTheme="minorHAnsi" w:cstheme="minorHAnsi"/>
-                <w:color w:val="FF0000"/>
-              </w:rPr>
-              <w:t>+SSE</w:t>
-            </w:r>
-          </w:p>
-          <w:p>
-            <w:pPr>
-              <w:pStyle w:val="HTMLPreformatted"/>
-              <w:shd w:val="clear" w:color="auto" w:fill="FFFFFF"/>
-              <w:jc w:val="center"/>
-              <w:rPr>
-                <w:rFonts w:asciiTheme="minorHAnsi" w:hAnsiTheme="minorHAnsi" w:cstheme="minorHAnsi"/>
                 <w:color w:val="000000"/>
               </w:rPr>
             </w:pPr>
@@ -2683,6 +3294,24 @@
                 <w:szCs w:val="20"/>
               </w:rPr>
             </w:pPr>
+            <w:r>
+              <w:rPr>
+                <w:rFonts w:asciiTheme="minorHAnsi" w:hAnsiTheme="minorHAnsi" w:cstheme="minorHAnsi"/>
+                <w:color w:val="FF0000"/>
+                <w:sz w:val="20"/>
+                <w:szCs w:val="20"/>
+              </w:rPr>
+              <w:t>SS</w:t>
+            </w:r>
+            <w:r>
+              <w:rPr>
+                <w:rFonts w:asciiTheme="minorHAnsi" w:hAnsiTheme="minorHAnsi" w:cstheme="minorHAnsi"/>
+                <w:color w:val="FF0000"/>
+                <w:sz w:val="20"/>
+                <w:szCs w:val="20"/>
+              </w:rPr>
+              <w:t>T = 60091</w:t>
+            </w:r>
           </w:p>
           <w:p>
             <w:pPr>
@@ -2693,15 +3322,6 @@
                 <w:szCs w:val="20"/>
               </w:rPr>
             </w:pPr>
-            <w:r>
-              <w:rPr>
-                <w:rFonts w:asciiTheme="minorHAnsi" w:hAnsiTheme="minorHAnsi" w:cstheme="minorHAnsi"/>
-                <w:color w:val="000000" w:themeColor="text1"/>
-                <w:sz w:val="20"/>
-                <w:szCs w:val="20"/>
-              </w:rPr>
-              <w:t>60091</w:t>
-            </w:r>
           </w:p>
         </w:tc>
       </w:tr>
@@ -2721,6 +3341,798 @@
         <w:rPr>
           <w:rFonts w:asciiTheme="minorHAnsi" w:hAnsiTheme="minorHAnsi" w:cstheme="minorHAnsi"/>
           <w:color w:val="000000" w:themeColor="text1"/>
+          <w:sz w:val="20"/>
+          <w:szCs w:val="20"/>
+        </w:rPr>
+      </w:pPr>
+      <w:r>
+        <w:rPr>
+          <w:rFonts w:asciiTheme="minorHAnsi" w:hAnsiTheme="minorHAnsi" w:cstheme="minorHAnsi"/>
+          <w:color w:val="FF0000"/>
+          <w:sz w:val="20"/>
+          <w:szCs w:val="20"/>
+        </w:rPr>
+        <w:tab/>
+        <w:t>Calculations for the Sums of Squares</w:t>
+      </w:r>
+      <w:r>
+        <w:rPr>
+          <w:rFonts w:asciiTheme="minorHAnsi" w:hAnsiTheme="minorHAnsi" w:cstheme="minorHAnsi"/>
+          <w:color w:val="000000" w:themeColor="text1"/>
+          <w:sz w:val="20"/>
+          <w:szCs w:val="20"/>
+        </w:rPr>
+        <w:tab/>
+      </w:r>
+    </w:p>
+    <w:p>
+      <w:pPr>
+        <w:rPr>
+          <w:rFonts w:asciiTheme="minorHAnsi" w:hAnsiTheme="minorHAnsi" w:cstheme="minorHAnsi"/>
+          <w:color w:val="000000" w:themeColor="text1"/>
+          <w:sz w:val="20"/>
+          <w:szCs w:val="20"/>
+        </w:rPr>
+      </w:pPr>
+    </w:p>
+    <w:p>
+      <w:pPr>
+        <w:rPr>
+          <w:rFonts w:asciiTheme="minorHAnsi" w:hAnsiTheme="minorHAnsi" w:cstheme="minorHAnsi"/>
+          <w:i/>
+          <w:color w:val="FF0000"/>
+          <w:sz w:val="20"/>
+          <w:szCs w:val="20"/>
+        </w:rPr>
+      </w:pPr>
+      <w:r>
+        <w:rPr>
+          <w:rFonts w:asciiTheme="minorHAnsi" w:hAnsiTheme="minorHAnsi" w:cstheme="minorHAnsi"/>
+          <w:color w:val="FF0000"/>
+          <w:sz w:val="20"/>
+          <w:szCs w:val="20"/>
+        </w:rPr>
+        <w:tab/>
+      </w:r>
+      <m:oMath>
+        <m:r>
+          <w:rPr>
+            <w:rFonts w:ascii="Cambria Math" w:hAnsi="Cambria Math" w:cstheme="minorHAnsi"/>
+            <w:color w:val="FF0000"/>
+            <w:sz w:val="20"/>
+            <w:szCs w:val="20"/>
+          </w:rPr>
+          <m:t>SST=</m:t>
+        </m:r>
+        <m:d>
+          <m:dPr>
+            <m:ctrlPr>
+              <w:rPr>
+                <w:rFonts w:ascii="Cambria Math" w:hAnsi="Cambria Math" w:cstheme="minorHAnsi"/>
+                <w:i/>
+                <w:color w:val="FF0000"/>
+                <w:sz w:val="20"/>
+                <w:szCs w:val="20"/>
+              </w:rPr>
+            </m:ctrlPr>
+          </m:dPr>
+          <m:e>
+            <m:r>
+              <w:rPr>
+                <w:rFonts w:ascii="Cambria Math" w:hAnsi="Cambria Math" w:cstheme="minorHAnsi"/>
+                <w:color w:val="FF0000"/>
+                <w:sz w:val="20"/>
+                <w:szCs w:val="20"/>
+              </w:rPr>
+              <m:t>n-1</m:t>
+            </m:r>
+          </m:e>
+        </m:d>
+        <m:r>
+          <w:rPr>
+            <w:rFonts w:ascii="Cambria Math" w:hAnsi="Cambria Math" w:cstheme="minorHAnsi"/>
+            <w:color w:val="FF0000"/>
+            <w:sz w:val="20"/>
+            <w:szCs w:val="20"/>
+          </w:rPr>
+          <m:t>*</m:t>
+        </m:r>
+        <m:sSup>
+          <m:sSupPr>
+            <m:ctrlPr>
+              <w:rPr>
+                <w:rFonts w:ascii="Cambria Math" w:hAnsi="Cambria Math" w:cstheme="minorHAnsi"/>
+                <w:i/>
+                <w:color w:val="FF0000"/>
+                <w:sz w:val="20"/>
+                <w:szCs w:val="20"/>
+              </w:rPr>
+            </m:ctrlPr>
+          </m:sSupPr>
+          <m:e>
+            <m:r>
+              <w:rPr>
+                <w:rFonts w:ascii="Cambria Math" w:hAnsi="Cambria Math" w:cstheme="minorHAnsi"/>
+                <w:color w:val="FF0000"/>
+                <w:sz w:val="20"/>
+                <w:szCs w:val="20"/>
+              </w:rPr>
+              <m:t>s</m:t>
+            </m:r>
+          </m:e>
+          <m:sup>
+            <m:r>
+              <w:rPr>
+                <w:rFonts w:ascii="Cambria Math" w:hAnsi="Cambria Math" w:cstheme="minorHAnsi"/>
+                <w:color w:val="FF0000"/>
+                <w:sz w:val="20"/>
+                <w:szCs w:val="20"/>
+              </w:rPr>
+              <m:t>2</m:t>
+            </m:r>
+          </m:sup>
+        </m:sSup>
+        <m:r>
+          <w:rPr>
+            <w:rFonts w:ascii="Cambria Math" w:eastAsiaTheme="minorEastAsia" w:hAnsi="Cambria Math" w:cstheme="minorHAnsi"/>
+            <w:color w:val="FF0000"/>
+            <w:sz w:val="20"/>
+            <w:szCs w:val="20"/>
+          </w:rPr>
+          <m:t>=925*</m:t>
+        </m:r>
+        <m:sSup>
+          <m:sSupPr>
+            <m:ctrlPr>
+              <w:rPr>
+                <w:rFonts w:ascii="Cambria Math" w:eastAsiaTheme="minorEastAsia" w:hAnsi="Cambria Math" w:cstheme="minorHAnsi"/>
+                <w:i/>
+                <w:color w:val="FF0000"/>
+                <w:sz w:val="20"/>
+                <w:szCs w:val="20"/>
+              </w:rPr>
+            </m:ctrlPr>
+          </m:sSupPr>
+          <m:e>
+            <m:r>
+              <w:rPr>
+                <w:rFonts w:ascii="Cambria Math" w:eastAsiaTheme="minorEastAsia" w:hAnsi="Cambria Math" w:cstheme="minorHAnsi"/>
+                <w:color w:val="FF0000"/>
+                <w:sz w:val="20"/>
+                <w:szCs w:val="20"/>
+              </w:rPr>
+              <m:t>8.060</m:t>
+            </m:r>
+          </m:e>
+          <m:sup>
+            <m:r>
+              <w:rPr>
+                <w:rFonts w:ascii="Cambria Math" w:eastAsiaTheme="minorEastAsia" w:hAnsi="Cambria Math" w:cstheme="minorHAnsi"/>
+                <w:color w:val="FF0000"/>
+                <w:sz w:val="20"/>
+                <w:szCs w:val="20"/>
+              </w:rPr>
+              <m:t>2</m:t>
+            </m:r>
+          </m:sup>
+        </m:sSup>
+        <m:r>
+          <w:rPr>
+            <w:rFonts w:ascii="Cambria Math" w:eastAsiaTheme="minorEastAsia" w:hAnsi="Cambria Math" w:cstheme="minorHAnsi"/>
+            <w:color w:val="FF0000"/>
+            <w:sz w:val="20"/>
+            <w:szCs w:val="20"/>
+          </w:rPr>
+          <m:t>=60091</m:t>
+        </m:r>
+      </m:oMath>
+    </w:p>
+    <w:p>
+      <w:pPr>
+        <w:rPr>
+          <w:rFonts w:asciiTheme="minorHAnsi" w:eastAsiaTheme="minorEastAsia" w:hAnsiTheme="minorHAnsi" w:cstheme="minorHAnsi"/>
+          <w:i/>
+          <w:color w:val="FF0000"/>
+          <w:sz w:val="20"/>
+          <w:szCs w:val="20"/>
+        </w:rPr>
+      </w:pPr>
+      <w:r>
+        <w:rPr>
+          <w:rFonts w:asciiTheme="minorHAnsi" w:hAnsiTheme="minorHAnsi" w:cstheme="minorHAnsi"/>
+          <w:i/>
+          <w:color w:val="FF0000"/>
+          <w:sz w:val="20"/>
+          <w:szCs w:val="20"/>
+        </w:rPr>
+        <w:tab/>
+      </w:r>
+      <m:oMath>
+        <m:r>
+          <w:rPr>
+            <w:rFonts w:ascii="Cambria Math" w:hAnsi="Cambria Math" w:cstheme="minorHAnsi"/>
+            <w:color w:val="FF0000"/>
+            <w:sz w:val="20"/>
+            <w:szCs w:val="20"/>
+          </w:rPr>
+          <m:t>SSE=</m:t>
+        </m:r>
+        <m:nary>
+          <m:naryPr>
+            <m:chr m:val="∑"/>
+            <m:limLoc m:val="undOvr"/>
+            <m:ctrlPr>
+              <w:rPr>
+                <w:rFonts w:ascii="Cambria Math" w:eastAsiaTheme="minorEastAsia" w:hAnsi="Cambria Math" w:cstheme="minorHAnsi"/>
+                <w:i/>
+                <w:color w:val="FF0000"/>
+                <w:sz w:val="20"/>
+                <w:szCs w:val="20"/>
+              </w:rPr>
+            </m:ctrlPr>
+          </m:naryPr>
+          <m:sub>
+            <m:r>
+              <w:rPr>
+                <w:rFonts w:ascii="Cambria Math" w:eastAsiaTheme="minorEastAsia" w:hAnsi="Cambria Math" w:cstheme="minorHAnsi"/>
+                <w:color w:val="FF0000"/>
+                <w:sz w:val="20"/>
+                <w:szCs w:val="20"/>
+              </w:rPr>
+              <m:t>i=1</m:t>
+            </m:r>
+          </m:sub>
+          <m:sup>
+            <m:r>
+              <w:rPr>
+                <w:rFonts w:ascii="Cambria Math" w:eastAsiaTheme="minorEastAsia" w:hAnsi="Cambria Math" w:cstheme="minorHAnsi"/>
+                <w:color w:val="FF0000"/>
+                <w:sz w:val="20"/>
+                <w:szCs w:val="20"/>
+              </w:rPr>
+              <m:t>k</m:t>
+            </m:r>
+          </m:sup>
+          <m:e>
+            <m:d>
+              <m:dPr>
+                <m:ctrlPr>
+                  <w:rPr>
+                    <w:rFonts w:ascii="Cambria Math" w:eastAsiaTheme="minorEastAsia" w:hAnsi="Cambria Math" w:cstheme="minorHAnsi"/>
+                    <w:i/>
+                    <w:color w:val="FF0000"/>
+                    <w:sz w:val="20"/>
+                    <w:szCs w:val="20"/>
+                  </w:rPr>
+                </m:ctrlPr>
+              </m:dPr>
+              <m:e>
+                <m:sSub>
+                  <m:sSubPr>
+                    <m:ctrlPr>
+                      <w:rPr>
+                        <w:rFonts w:ascii="Cambria Math" w:eastAsiaTheme="minorEastAsia" w:hAnsi="Cambria Math" w:cstheme="minorHAnsi"/>
+                        <w:i/>
+                        <w:color w:val="FF0000"/>
+                        <w:sz w:val="20"/>
+                        <w:szCs w:val="20"/>
+                      </w:rPr>
+                    </m:ctrlPr>
+                  </m:sSubPr>
+                  <m:e>
+                    <m:r>
+                      <w:rPr>
+                        <w:rFonts w:ascii="Cambria Math" w:eastAsiaTheme="minorEastAsia" w:hAnsi="Cambria Math" w:cstheme="minorHAnsi"/>
+                        <w:color w:val="FF0000"/>
+                        <w:sz w:val="20"/>
+                        <w:szCs w:val="20"/>
+                      </w:rPr>
+                      <m:t>n</m:t>
+                    </m:r>
+                  </m:e>
+                  <m:sub>
+                    <m:r>
+                      <w:rPr>
+                        <w:rFonts w:ascii="Cambria Math" w:eastAsiaTheme="minorEastAsia" w:hAnsi="Cambria Math" w:cstheme="minorHAnsi"/>
+                        <w:color w:val="FF0000"/>
+                        <w:sz w:val="20"/>
+                        <w:szCs w:val="20"/>
+                      </w:rPr>
+                      <m:t>i</m:t>
+                    </m:r>
+                  </m:sub>
+                </m:sSub>
+                <m:r>
+                  <w:rPr>
+                    <w:rFonts w:ascii="Cambria Math" w:eastAsiaTheme="minorEastAsia" w:hAnsi="Cambria Math" w:cstheme="minorHAnsi"/>
+                    <w:color w:val="FF0000"/>
+                    <w:sz w:val="20"/>
+                    <w:szCs w:val="20"/>
+                  </w:rPr>
+                  <m:t>-1</m:t>
+                </m:r>
+              </m:e>
+            </m:d>
+            <m:sSubSup>
+              <m:sSubSupPr>
+                <m:ctrlPr>
+                  <w:rPr>
+                    <w:rFonts w:ascii="Cambria Math" w:eastAsiaTheme="minorEastAsia" w:hAnsi="Cambria Math" w:cstheme="minorHAnsi"/>
+                    <w:i/>
+                    <w:color w:val="FF0000"/>
+                    <w:sz w:val="20"/>
+                    <w:szCs w:val="20"/>
+                  </w:rPr>
+                </m:ctrlPr>
+              </m:sSubSupPr>
+              <m:e>
+                <m:r>
+                  <w:rPr>
+                    <w:rFonts w:ascii="Cambria Math" w:eastAsiaTheme="minorEastAsia" w:hAnsi="Cambria Math" w:cstheme="minorHAnsi"/>
+                    <w:color w:val="FF0000"/>
+                    <w:sz w:val="20"/>
+                    <w:szCs w:val="20"/>
+                  </w:rPr>
+                  <m:t>s</m:t>
+                </m:r>
+              </m:e>
+              <m:sub>
+                <m:r>
+                  <w:rPr>
+                    <w:rFonts w:ascii="Cambria Math" w:eastAsiaTheme="minorEastAsia" w:hAnsi="Cambria Math" w:cstheme="minorHAnsi"/>
+                    <w:color w:val="FF0000"/>
+                    <w:sz w:val="20"/>
+                    <w:szCs w:val="20"/>
+                  </w:rPr>
+                  <m:t>i</m:t>
+                </m:r>
+              </m:sub>
+              <m:sup>
+                <m:r>
+                  <w:rPr>
+                    <w:rFonts w:ascii="Cambria Math" w:eastAsiaTheme="minorEastAsia" w:hAnsi="Cambria Math" w:cstheme="minorHAnsi"/>
+                    <w:color w:val="FF0000"/>
+                    <w:sz w:val="20"/>
+                    <w:szCs w:val="20"/>
+                  </w:rPr>
+                  <m:t>2</m:t>
+                </m:r>
+              </m:sup>
+            </m:sSubSup>
+          </m:e>
+        </m:nary>
+        <m:r>
+          <w:rPr>
+            <w:rFonts w:ascii="Cambria Math" w:eastAsiaTheme="minorEastAsia" w:hAnsi="Cambria Math" w:cstheme="minorHAnsi"/>
+            <w:color w:val="FF0000"/>
+            <w:sz w:val="20"/>
+            <w:szCs w:val="20"/>
+          </w:rPr>
+          <m:t>=319*</m:t>
+        </m:r>
+        <m:sSup>
+          <m:sSupPr>
+            <m:ctrlPr>
+              <w:rPr>
+                <w:rFonts w:ascii="Cambria Math" w:eastAsiaTheme="minorEastAsia" w:hAnsi="Cambria Math" w:cstheme="minorHAnsi"/>
+                <w:i/>
+                <w:color w:val="FF0000"/>
+                <w:sz w:val="20"/>
+                <w:szCs w:val="20"/>
+              </w:rPr>
+            </m:ctrlPr>
+          </m:sSupPr>
+          <m:e>
+            <m:r>
+              <w:rPr>
+                <w:rFonts w:ascii="Cambria Math" w:eastAsiaTheme="minorEastAsia" w:hAnsi="Cambria Math" w:cstheme="minorHAnsi"/>
+                <w:color w:val="FF0000"/>
+                <w:sz w:val="20"/>
+                <w:szCs w:val="20"/>
+              </w:rPr>
+              <m:t>6.813</m:t>
+            </m:r>
+          </m:e>
+          <m:sup>
+            <m:r>
+              <w:rPr>
+                <w:rFonts w:ascii="Cambria Math" w:eastAsiaTheme="minorEastAsia" w:hAnsi="Cambria Math" w:cstheme="minorHAnsi"/>
+                <w:color w:val="FF0000"/>
+                <w:sz w:val="20"/>
+                <w:szCs w:val="20"/>
+              </w:rPr>
+              <m:t>2</m:t>
+            </m:r>
+          </m:sup>
+        </m:sSup>
+        <m:r>
+          <w:rPr>
+            <w:rFonts w:ascii="Cambria Math" w:eastAsiaTheme="minorEastAsia" w:hAnsi="Cambria Math" w:cstheme="minorHAnsi"/>
+            <w:color w:val="FF0000"/>
+            <w:sz w:val="20"/>
+            <w:szCs w:val="20"/>
+          </w:rPr>
+          <m:t>+317*</m:t>
+        </m:r>
+        <m:sSup>
+          <m:sSupPr>
+            <m:ctrlPr>
+              <w:rPr>
+                <w:rFonts w:ascii="Cambria Math" w:eastAsiaTheme="minorEastAsia" w:hAnsi="Cambria Math" w:cstheme="minorHAnsi"/>
+                <w:i/>
+                <w:color w:val="FF0000"/>
+                <w:sz w:val="20"/>
+                <w:szCs w:val="20"/>
+              </w:rPr>
+            </m:ctrlPr>
+          </m:sSupPr>
+          <m:e>
+            <m:r>
+              <w:rPr>
+                <w:rFonts w:ascii="Cambria Math" w:eastAsiaTheme="minorEastAsia" w:hAnsi="Cambria Math" w:cstheme="minorHAnsi"/>
+                <w:color w:val="FF0000"/>
+                <w:sz w:val="20"/>
+                <w:szCs w:val="20"/>
+              </w:rPr>
+              <m:t>7.178</m:t>
+            </m:r>
+          </m:e>
+          <m:sup>
+            <m:r>
+              <w:rPr>
+                <w:rFonts w:ascii="Cambria Math" w:eastAsiaTheme="minorEastAsia" w:hAnsi="Cambria Math" w:cstheme="minorHAnsi"/>
+                <w:color w:val="FF0000"/>
+                <w:sz w:val="20"/>
+                <w:szCs w:val="20"/>
+              </w:rPr>
+              <m:t>2</m:t>
+            </m:r>
+          </m:sup>
+        </m:sSup>
+        <m:r>
+          <w:rPr>
+            <w:rFonts w:ascii="Cambria Math" w:eastAsiaTheme="minorEastAsia" w:hAnsi="Cambria Math" w:cstheme="minorHAnsi"/>
+            <w:color w:val="FF0000"/>
+            <w:sz w:val="20"/>
+            <w:szCs w:val="20"/>
+          </w:rPr>
+          <m:t>+287*</m:t>
+        </m:r>
+        <m:sSup>
+          <m:sSupPr>
+            <m:ctrlPr>
+              <w:rPr>
+                <w:rFonts w:ascii="Cambria Math" w:eastAsiaTheme="minorEastAsia" w:hAnsi="Cambria Math" w:cstheme="minorHAnsi"/>
+                <w:i/>
+                <w:color w:val="FF0000"/>
+                <w:sz w:val="20"/>
+                <w:szCs w:val="20"/>
+              </w:rPr>
+            </m:ctrlPr>
+          </m:sSupPr>
+          <m:e>
+            <m:r>
+              <w:rPr>
+                <w:rFonts w:ascii="Cambria Math" w:eastAsiaTheme="minorEastAsia" w:hAnsi="Cambria Math" w:cstheme="minorHAnsi"/>
+                <w:color w:val="FF0000"/>
+                <w:sz w:val="20"/>
+                <w:szCs w:val="20"/>
+              </w:rPr>
+              <m:t>7.256</m:t>
+            </m:r>
+          </m:e>
+          <m:sup>
+            <m:r>
+              <w:rPr>
+                <w:rFonts w:ascii="Cambria Math" w:eastAsiaTheme="minorEastAsia" w:hAnsi="Cambria Math" w:cstheme="minorHAnsi"/>
+                <w:color w:val="FF0000"/>
+                <w:sz w:val="20"/>
+                <w:szCs w:val="20"/>
+              </w:rPr>
+              <m:t>2</m:t>
+            </m:r>
+          </m:sup>
+        </m:sSup>
+        <m:r>
+          <w:rPr>
+            <w:rFonts w:ascii="Cambria Math" w:eastAsiaTheme="minorEastAsia" w:hAnsi="Cambria Math" w:cstheme="minorHAnsi"/>
+            <w:color w:val="FF0000"/>
+            <w:sz w:val="20"/>
+            <w:szCs w:val="20"/>
+          </w:rPr>
+          <m:t>=46252</m:t>
+        </m:r>
+      </m:oMath>
+    </w:p>
+    <w:p>
+      <w:pPr>
+        <w:rPr>
+          <w:rFonts w:asciiTheme="minorHAnsi" w:eastAsiaTheme="minorEastAsia" w:hAnsiTheme="minorHAnsi" w:cstheme="minorHAnsi"/>
+          <w:i/>
+          <w:color w:val="FF0000"/>
+          <w:sz w:val="20"/>
+          <w:szCs w:val="20"/>
+        </w:rPr>
+      </w:pPr>
+      <w:r>
+        <w:rPr>
+          <w:rFonts w:asciiTheme="minorHAnsi" w:hAnsiTheme="minorHAnsi" w:cstheme="minorHAnsi"/>
+          <w:i/>
+          <w:color w:val="FF0000"/>
+          <w:sz w:val="20"/>
+          <w:szCs w:val="20"/>
+        </w:rPr>
+        <w:tab/>
+      </w:r>
+      <m:oMath>
+        <m:r>
+          <w:rPr>
+            <w:rFonts w:ascii="Cambria Math" w:hAnsi="Cambria Math" w:cstheme="minorHAnsi"/>
+            <w:color w:val="FF0000"/>
+            <w:sz w:val="20"/>
+            <w:szCs w:val="20"/>
+          </w:rPr>
+          <m:t>SSG=</m:t>
+        </m:r>
+        <m:nary>
+          <m:naryPr>
+            <m:chr m:val="∑"/>
+            <m:limLoc m:val="undOvr"/>
+            <m:ctrlPr>
+              <w:rPr>
+                <w:rFonts w:ascii="Cambria Math" w:eastAsiaTheme="minorEastAsia" w:hAnsi="Cambria Math" w:cstheme="minorHAnsi"/>
+                <w:i/>
+                <w:color w:val="FF0000"/>
+                <w:sz w:val="20"/>
+                <w:szCs w:val="20"/>
+              </w:rPr>
+            </m:ctrlPr>
+          </m:naryPr>
+          <m:sub>
+            <m:r>
+              <w:rPr>
+                <w:rFonts w:ascii="Cambria Math" w:eastAsiaTheme="minorEastAsia" w:hAnsi="Cambria Math" w:cstheme="minorHAnsi"/>
+                <w:color w:val="FF0000"/>
+                <w:sz w:val="20"/>
+                <w:szCs w:val="20"/>
+              </w:rPr>
+              <m:t>i=1</m:t>
+            </m:r>
+          </m:sub>
+          <m:sup>
+            <m:r>
+              <w:rPr>
+                <w:rFonts w:ascii="Cambria Math" w:eastAsiaTheme="minorEastAsia" w:hAnsi="Cambria Math" w:cstheme="minorHAnsi"/>
+                <w:color w:val="FF0000"/>
+                <w:sz w:val="20"/>
+                <w:szCs w:val="20"/>
+              </w:rPr>
+              <m:t>k</m:t>
+            </m:r>
+          </m:sup>
+          <m:e>
+            <m:sSub>
+              <m:sSubPr>
+                <m:ctrlPr>
+                  <w:rPr>
+                    <w:rFonts w:ascii="Cambria Math" w:eastAsiaTheme="minorEastAsia" w:hAnsi="Cambria Math" w:cstheme="minorHAnsi"/>
+                    <w:i/>
+                    <w:color w:val="FF0000"/>
+                    <w:sz w:val="20"/>
+                    <w:szCs w:val="20"/>
+                  </w:rPr>
+                </m:ctrlPr>
+              </m:sSubPr>
+              <m:e>
+                <m:r>
+                  <w:rPr>
+                    <w:rFonts w:ascii="Cambria Math" w:eastAsiaTheme="minorEastAsia" w:hAnsi="Cambria Math" w:cstheme="minorHAnsi"/>
+                    <w:color w:val="FF0000"/>
+                    <w:sz w:val="20"/>
+                    <w:szCs w:val="20"/>
+                  </w:rPr>
+                  <m:t>n</m:t>
+                </m:r>
+              </m:e>
+              <m:sub>
+                <m:r>
+                  <w:rPr>
+                    <w:rFonts w:ascii="Cambria Math" w:eastAsiaTheme="minorEastAsia" w:hAnsi="Cambria Math" w:cstheme="minorHAnsi"/>
+                    <w:color w:val="FF0000"/>
+                    <w:sz w:val="20"/>
+                    <w:szCs w:val="20"/>
+                  </w:rPr>
+                  <m:t>i</m:t>
+                </m:r>
+              </m:sub>
+            </m:sSub>
+            <m:r>
+              <w:rPr>
+                <w:rFonts w:ascii="Cambria Math" w:eastAsiaTheme="minorEastAsia" w:hAnsi="Cambria Math" w:cstheme="minorHAnsi"/>
+                <w:color w:val="FF0000"/>
+                <w:sz w:val="20"/>
+                <w:szCs w:val="20"/>
+              </w:rPr>
+              <m:t>(</m:t>
+            </m:r>
+            <m:sSub>
+              <m:sSubPr>
+                <m:ctrlPr>
+                  <w:rPr>
+                    <w:rFonts w:ascii="Cambria Math" w:eastAsiaTheme="minorEastAsia" w:hAnsi="Cambria Math" w:cstheme="minorHAnsi"/>
+                    <w:i/>
+                    <w:color w:val="FF0000"/>
+                    <w:sz w:val="20"/>
+                    <w:szCs w:val="20"/>
+                  </w:rPr>
+                </m:ctrlPr>
+              </m:sSubPr>
+              <m:e>
+                <m:acc>
+                  <m:accPr>
+                    <m:chr m:val="̅"/>
+                    <m:ctrlPr>
+                      <w:rPr>
+                        <w:rFonts w:ascii="Cambria Math" w:eastAsiaTheme="minorEastAsia" w:hAnsi="Cambria Math" w:cstheme="minorHAnsi"/>
+                        <w:i/>
+                        <w:color w:val="FF0000"/>
+                        <w:sz w:val="20"/>
+                        <w:szCs w:val="20"/>
+                      </w:rPr>
+                    </m:ctrlPr>
+                  </m:accPr>
+                  <m:e>
+                    <m:r>
+                      <w:rPr>
+                        <w:rFonts w:ascii="Cambria Math" w:eastAsiaTheme="minorEastAsia" w:hAnsi="Cambria Math" w:cstheme="minorHAnsi"/>
+                        <w:color w:val="FF0000"/>
+                        <w:sz w:val="20"/>
+                        <w:szCs w:val="20"/>
+                      </w:rPr>
+                      <m:t>x</m:t>
+                    </m:r>
+                  </m:e>
+                </m:acc>
+              </m:e>
+              <m:sub>
+                <m:r>
+                  <w:rPr>
+                    <w:rFonts w:ascii="Cambria Math" w:eastAsiaTheme="minorEastAsia" w:hAnsi="Cambria Math" w:cstheme="minorHAnsi"/>
+                    <w:color w:val="FF0000"/>
+                    <w:sz w:val="20"/>
+                    <w:szCs w:val="20"/>
+                  </w:rPr>
+                  <m:t>i</m:t>
+                </m:r>
+              </m:sub>
+            </m:sSub>
+            <m:r>
+              <w:rPr>
+                <w:rFonts w:ascii="Cambria Math" w:eastAsiaTheme="minorEastAsia" w:hAnsi="Cambria Math" w:cstheme="minorHAnsi"/>
+                <w:color w:val="FF0000"/>
+                <w:sz w:val="20"/>
+                <w:szCs w:val="20"/>
+              </w:rPr>
+              <m:t>-</m:t>
+            </m:r>
+            <m:acc>
+              <m:accPr>
+                <m:chr m:val="̅"/>
+                <m:ctrlPr>
+                  <w:rPr>
+                    <w:rFonts w:ascii="Cambria Math" w:eastAsiaTheme="minorEastAsia" w:hAnsi="Cambria Math" w:cstheme="minorHAnsi"/>
+                    <w:i/>
+                    <w:color w:val="FF0000"/>
+                    <w:sz w:val="20"/>
+                    <w:szCs w:val="20"/>
+                  </w:rPr>
+                </m:ctrlPr>
+              </m:accPr>
+              <m:e>
+                <m:r>
+                  <w:rPr>
+                    <w:rFonts w:ascii="Cambria Math" w:eastAsiaTheme="minorEastAsia" w:hAnsi="Cambria Math" w:cstheme="minorHAnsi"/>
+                    <w:color w:val="FF0000"/>
+                    <w:sz w:val="20"/>
+                    <w:szCs w:val="20"/>
+                  </w:rPr>
+                  <m:t>x</m:t>
+                </m:r>
+              </m:e>
+            </m:acc>
+            <m:r>
+              <w:rPr>
+                <w:rFonts w:ascii="Cambria Math" w:eastAsiaTheme="minorEastAsia" w:hAnsi="Cambria Math" w:cstheme="minorHAnsi"/>
+                <w:color w:val="FF0000"/>
+                <w:sz w:val="20"/>
+                <w:szCs w:val="20"/>
+              </w:rPr>
+              <m:t>)</m:t>
+            </m:r>
+          </m:e>
+        </m:nary>
+        <m:r>
+          <w:rPr>
+            <w:rFonts w:ascii="Cambria Math" w:eastAsiaTheme="minorEastAsia" w:hAnsi="Cambria Math" w:cstheme="minorHAnsi"/>
+            <w:color w:val="FF0000"/>
+            <w:sz w:val="20"/>
+            <w:szCs w:val="20"/>
+          </w:rPr>
+          <m:t>=330*</m:t>
+        </m:r>
+        <m:d>
+          <m:dPr>
+            <m:ctrlPr>
+              <w:rPr>
+                <w:rFonts w:ascii="Cambria Math" w:eastAsiaTheme="minorEastAsia" w:hAnsi="Cambria Math" w:cstheme="minorHAnsi"/>
+                <w:i/>
+                <w:color w:val="FF0000"/>
+                <w:sz w:val="20"/>
+                <w:szCs w:val="20"/>
+              </w:rPr>
+            </m:ctrlPr>
+          </m:dPr>
+          <m:e>
+            <m:r>
+              <w:rPr>
+                <w:rFonts w:ascii="Cambria Math" w:eastAsiaTheme="minorEastAsia" w:hAnsi="Cambria Math" w:cstheme="minorHAnsi"/>
+                <w:color w:val="FF0000"/>
+                <w:sz w:val="20"/>
+                <w:szCs w:val="20"/>
+              </w:rPr>
+              <m:t>26.715-21.506</m:t>
+            </m:r>
+          </m:e>
+        </m:d>
+        <m:r>
+          <w:rPr>
+            <w:rFonts w:ascii="Cambria Math" w:eastAsiaTheme="minorEastAsia" w:hAnsi="Cambria Math" w:cstheme="minorHAnsi"/>
+            <w:color w:val="FF0000"/>
+            <w:sz w:val="20"/>
+            <w:szCs w:val="20"/>
+          </w:rPr>
+          <m:t>+318*</m:t>
+        </m:r>
+        <m:d>
+          <m:dPr>
+            <m:ctrlPr>
+              <w:rPr>
+                <w:rFonts w:ascii="Cambria Math" w:eastAsiaTheme="minorEastAsia" w:hAnsi="Cambria Math" w:cstheme="minorHAnsi"/>
+                <w:i/>
+                <w:color w:val="FF0000"/>
+                <w:sz w:val="20"/>
+                <w:szCs w:val="20"/>
+              </w:rPr>
+            </m:ctrlPr>
+          </m:dPr>
+          <m:e>
+            <m:r>
+              <w:rPr>
+                <w:rFonts w:ascii="Cambria Math" w:eastAsiaTheme="minorEastAsia" w:hAnsi="Cambria Math" w:cstheme="minorHAnsi"/>
+                <w:color w:val="FF0000"/>
+                <w:sz w:val="20"/>
+                <w:szCs w:val="20"/>
+              </w:rPr>
+              <m:t>19.680-21.506</m:t>
+            </m:r>
+          </m:e>
+        </m:d>
+        <m:r>
+          <w:rPr>
+            <w:rFonts w:ascii="Cambria Math" w:eastAsiaTheme="minorEastAsia" w:hAnsi="Cambria Math" w:cstheme="minorHAnsi"/>
+            <w:color w:val="FF0000"/>
+            <w:sz w:val="20"/>
+            <w:szCs w:val="20"/>
+          </w:rPr>
+          <m:t>+288*(17.735-21.506)=13839</m:t>
+        </m:r>
+      </m:oMath>
+    </w:p>
+    <w:p>
+      <w:pPr>
+        <w:rPr>
+          <w:rFonts w:asciiTheme="minorHAnsi" w:eastAsiaTheme="minorEastAsia" w:hAnsiTheme="minorHAnsi" w:cstheme="minorHAnsi"/>
+          <w:color w:val="FF0000"/>
           <w:sz w:val="20"/>
           <w:szCs w:val="20"/>
         </w:rPr>
@@ -2747,16 +4159,7 @@
           <w:sz w:val="20"/>
           <w:szCs w:val="20"/>
         </w:rPr>
-        <w:t>Is there a significant</w:t>
-      </w:r>
-      <w:r>
-        <w:rPr>
-          <w:rFonts w:asciiTheme="minorHAnsi" w:hAnsiTheme="minorHAnsi" w:cstheme="minorHAnsi"/>
-          <w:color w:val="000000" w:themeColor="text1"/>
-          <w:sz w:val="20"/>
-          <w:szCs w:val="20"/>
-        </w:rPr>
-        <w:t xml:space="preserve"> difference in the mean number of minutes played per game based on when a player was selected in the draft?</w:t>
+        <w:t>Based on the ANOVA table, is there statistically significant evidence that mean career minutes per game differs among the three draft-pick groups? Explain your conclusion in context.</w:t>
       </w:r>
     </w:p>
     <w:p>
@@ -2806,16 +4209,7 @@
           <w:sz w:val="20"/>
           <w:szCs w:val="20"/>
         </w:rPr>
-        <w:t>meaning there is strong evidence t</w:t>
-      </w:r>
-      <w:r>
-        <w:rPr>
-          <w:rFonts w:asciiTheme="minorHAnsi" w:hAnsiTheme="minorHAnsi" w:cstheme="minorHAnsi"/>
-          <w:color w:val="FF0000"/>
-          <w:sz w:val="20"/>
-          <w:szCs w:val="20"/>
-        </w:rPr>
-        <w:t>hat there is a difference among the average number of minutes played between players selected 1-10, 1</w:t>
+        <w:t>meaning there is strong evidence that there is a difference among the average number of minutes played between players selected 1-10, 1</w:t>
       </w:r>
       <w:r>
         <w:rPr>
@@ -2851,16 +4245,7 @@
           <w:sz w:val="20"/>
           <w:szCs w:val="20"/>
         </w:rPr>
-        <w:t>-30 in the first round of the draft</w:t>
-      </w:r>
-      <w:r>
-        <w:rPr>
-          <w:rFonts w:asciiTheme="minorHAnsi" w:hAnsiTheme="minorHAnsi" w:cstheme="minorHAnsi"/>
-          <w:color w:val="FF0000"/>
-          <w:sz w:val="20"/>
-          <w:szCs w:val="20"/>
-        </w:rPr>
-        <w:t>.</w:t>
+        <w:t>-30 in the first round of the draft.</w:t>
       </w:r>
     </w:p>
     <w:p>
@@ -2914,7 +4299,34 @@
           <w:sz w:val="20"/>
           <w:szCs w:val="20"/>
         </w:rPr>
-        <w:t xml:space="preserve">Between which groups are we </w:t>
+        <w:t xml:space="preserve">Between which groups </w:t>
+      </w:r>
+      <w:r>
+        <w:rPr>
+          <w:rFonts w:asciiTheme="minorHAnsi" w:hAnsiTheme="minorHAnsi" w:cstheme="minorHAnsi"/>
+          <w:color w:val="000000" w:themeColor="text1"/>
+          <w:sz w:val="20"/>
+          <w:szCs w:val="20"/>
+        </w:rPr>
+        <w:t>would</w:t>
+      </w:r>
+      <w:r>
+        <w:rPr>
+          <w:rFonts w:asciiTheme="minorHAnsi" w:hAnsiTheme="minorHAnsi" w:cstheme="minorHAnsi"/>
+          <w:color w:val="000000" w:themeColor="text1"/>
+          <w:sz w:val="20"/>
+          <w:szCs w:val="20"/>
+        </w:rPr>
+        <w:t xml:space="preserve"> we </w:t>
+      </w:r>
+      <w:r>
+        <w:rPr>
+          <w:rFonts w:asciiTheme="minorHAnsi" w:hAnsiTheme="minorHAnsi" w:cstheme="minorHAnsi"/>
+          <w:color w:val="000000" w:themeColor="text1"/>
+          <w:sz w:val="20"/>
+          <w:szCs w:val="20"/>
+        </w:rPr>
+        <w:t xml:space="preserve">be </w:t>
       </w:r>
       <w:r>
         <w:rPr>
@@ -2934,7 +4346,70 @@
           <w:sz w:val="20"/>
           <w:szCs w:val="20"/>
         </w:rPr>
-        <w:t xml:space="preserve"> to see a significant difference. Between which groups are we </w:t>
+        <w:t xml:space="preserve"> to see a </w:t>
+      </w:r>
+      <w:r>
+        <w:rPr>
+          <w:rFonts w:asciiTheme="minorHAnsi" w:hAnsiTheme="minorHAnsi" w:cstheme="minorHAnsi"/>
+          <w:color w:val="000000" w:themeColor="text1"/>
+          <w:sz w:val="20"/>
+          <w:szCs w:val="20"/>
+        </w:rPr>
+        <w:t xml:space="preserve">statistically </w:t>
+      </w:r>
+      <w:r>
+        <w:rPr>
+          <w:rFonts w:asciiTheme="minorHAnsi" w:hAnsiTheme="minorHAnsi" w:cstheme="minorHAnsi"/>
+          <w:color w:val="000000" w:themeColor="text1"/>
+          <w:sz w:val="20"/>
+          <w:szCs w:val="20"/>
+        </w:rPr>
+        <w:t>significant difference</w:t>
+      </w:r>
+      <w:r>
+        <w:rPr>
+          <w:rFonts w:asciiTheme="minorHAnsi" w:hAnsiTheme="minorHAnsi" w:cstheme="minorHAnsi"/>
+          <w:color w:val="000000" w:themeColor="text1"/>
+          <w:sz w:val="20"/>
+          <w:szCs w:val="20"/>
+        </w:rPr>
+        <w:t>?</w:t>
+      </w:r>
+      <w:r>
+        <w:rPr>
+          <w:rFonts w:asciiTheme="minorHAnsi" w:hAnsiTheme="minorHAnsi" w:cstheme="minorHAnsi"/>
+          <w:color w:val="000000" w:themeColor="text1"/>
+          <w:sz w:val="20"/>
+          <w:szCs w:val="20"/>
+        </w:rPr>
+        <w:t xml:space="preserve"> Between which groups </w:t>
+      </w:r>
+      <w:r>
+        <w:rPr>
+          <w:rFonts w:asciiTheme="minorHAnsi" w:hAnsiTheme="minorHAnsi" w:cstheme="minorHAnsi"/>
+          <w:color w:val="000000" w:themeColor="text1"/>
+          <w:sz w:val="20"/>
+          <w:szCs w:val="20"/>
+        </w:rPr>
+        <w:t>would</w:t>
+      </w:r>
+      <w:r>
+        <w:rPr>
+          <w:rFonts w:asciiTheme="minorHAnsi" w:hAnsiTheme="minorHAnsi" w:cstheme="minorHAnsi"/>
+          <w:color w:val="000000" w:themeColor="text1"/>
+          <w:sz w:val="20"/>
+          <w:szCs w:val="20"/>
+        </w:rPr>
+        <w:t xml:space="preserve"> we </w:t>
+      </w:r>
+      <w:r>
+        <w:rPr>
+          <w:rFonts w:asciiTheme="minorHAnsi" w:hAnsiTheme="minorHAnsi" w:cstheme="minorHAnsi"/>
+          <w:color w:val="000000" w:themeColor="text1"/>
+          <w:sz w:val="20"/>
+          <w:szCs w:val="20"/>
+        </w:rPr>
+        <w:t xml:space="preserve">be </w:t>
       </w:r>
       <w:r>
         <w:rPr>
@@ -2954,100 +4429,595 @@
           <w:sz w:val="20"/>
           <w:szCs w:val="20"/>
         </w:rPr>
+        <w:t xml:space="preserve"> to see a </w:t>
+      </w:r>
+      <w:r>
+        <w:rPr>
+          <w:rFonts w:asciiTheme="minorHAnsi" w:hAnsiTheme="minorHAnsi" w:cstheme="minorHAnsi"/>
+          <w:color w:val="000000" w:themeColor="text1"/>
+          <w:sz w:val="20"/>
+          <w:szCs w:val="20"/>
+        </w:rPr>
+        <w:t xml:space="preserve">statistically </w:t>
+      </w:r>
+      <w:r>
+        <w:rPr>
+          <w:rFonts w:asciiTheme="minorHAnsi" w:hAnsiTheme="minorHAnsi" w:cstheme="minorHAnsi"/>
+          <w:color w:val="000000" w:themeColor="text1"/>
+          <w:sz w:val="20"/>
+          <w:szCs w:val="20"/>
+        </w:rPr>
+        <w:t>significant difference in minutes played</w:t>
+      </w:r>
+      <w:r>
+        <w:rPr>
+          <w:rFonts w:asciiTheme="minorHAnsi" w:hAnsiTheme="minorHAnsi" w:cstheme="minorHAnsi"/>
+          <w:color w:val="000000" w:themeColor="text1"/>
+          <w:sz w:val="20"/>
+          <w:szCs w:val="20"/>
+        </w:rPr>
+        <w:t>?</w:t>
+      </w:r>
+      <w:r>
+        <w:rPr>
+          <w:rFonts w:asciiTheme="minorHAnsi" w:hAnsiTheme="minorHAnsi" w:cstheme="minorHAnsi"/>
+          <w:color w:val="000000" w:themeColor="text1"/>
+          <w:sz w:val="20"/>
+          <w:szCs w:val="20"/>
+        </w:rPr>
+        <w:t xml:space="preserve"> Provide evidence.</w:t>
+      </w:r>
+    </w:p>
+    <w:p>
+      <w:pPr>
+        <w:rPr>
+          <w:rFonts w:asciiTheme="minorHAnsi" w:hAnsiTheme="minorHAnsi" w:cstheme="minorHAnsi"/>
+          <w:color w:val="000000" w:themeColor="text1"/>
+          <w:sz w:val="20"/>
+          <w:szCs w:val="20"/>
+        </w:rPr>
+      </w:pPr>
+    </w:p>
+    <w:p>
+      <w:pPr>
+        <w:ind w:left="720"/>
+        <w:rPr>
+          <w:rFonts w:asciiTheme="minorHAnsi" w:hAnsiTheme="minorHAnsi" w:cstheme="minorHAnsi"/>
+          <w:color w:val="FF0000"/>
+          <w:sz w:val="20"/>
+          <w:szCs w:val="20"/>
+        </w:rPr>
+      </w:pPr>
+      <w:r>
+        <w:rPr>
+          <w:rFonts w:asciiTheme="minorHAnsi" w:hAnsiTheme="minorHAnsi" w:cstheme="minorHAnsi"/>
+          <w:color w:val="FF0000"/>
+          <w:sz w:val="20"/>
+          <w:szCs w:val="20"/>
+        </w:rPr>
+        <w:t>From looking at the means in the density plot and box plot, we are most likely to find a difference between those selected 1-10 and those selected 2</w:t>
+      </w:r>
+      <w:r>
+        <w:rPr>
+          <w:rFonts w:asciiTheme="minorHAnsi" w:hAnsiTheme="minorHAnsi" w:cstheme="minorHAnsi"/>
+          <w:color w:val="FF0000"/>
+          <w:sz w:val="20"/>
+          <w:szCs w:val="20"/>
+        </w:rPr>
+        <w:t>1</w:t>
+      </w:r>
+      <w:r>
+        <w:rPr>
+          <w:rFonts w:asciiTheme="minorHAnsi" w:hAnsiTheme="minorHAnsi" w:cstheme="minorHAnsi"/>
+          <w:color w:val="FF0000"/>
+          <w:sz w:val="20"/>
+          <w:szCs w:val="20"/>
+        </w:rPr>
+        <w:t xml:space="preserve">-30 because there is the largest difference in mean </w:t>
+      </w:r>
+      <w:r>
+        <w:rPr>
+          <w:rFonts w:asciiTheme="minorHAnsi" w:hAnsiTheme="minorHAnsi" w:cstheme="minorHAnsi"/>
+          <w:color w:val="FF0000"/>
+          <w:sz w:val="20"/>
+          <w:szCs w:val="20"/>
+        </w:rPr>
+        <w:lastRenderedPageBreak/>
+        <w:t>number of minutes played. We are least likely to find a difference between those selected 1</w:t>
+      </w:r>
+      <w:r>
+        <w:rPr>
+          <w:rFonts w:asciiTheme="minorHAnsi" w:hAnsiTheme="minorHAnsi" w:cstheme="minorHAnsi"/>
+          <w:color w:val="FF0000"/>
+          <w:sz w:val="20"/>
+          <w:szCs w:val="20"/>
+        </w:rPr>
+        <w:t>1</w:t>
+      </w:r>
+      <w:r>
+        <w:rPr>
+          <w:rFonts w:asciiTheme="minorHAnsi" w:hAnsiTheme="minorHAnsi" w:cstheme="minorHAnsi"/>
+          <w:color w:val="FF0000"/>
+          <w:sz w:val="20"/>
+          <w:szCs w:val="20"/>
+        </w:rPr>
+        <w:t>-20 and 2</w:t>
+      </w:r>
+      <w:r>
+        <w:rPr>
+          <w:rFonts w:asciiTheme="minorHAnsi" w:hAnsiTheme="minorHAnsi" w:cstheme="minorHAnsi"/>
+          <w:color w:val="FF0000"/>
+          <w:sz w:val="20"/>
+          <w:szCs w:val="20"/>
+        </w:rPr>
+        <w:t>1</w:t>
+      </w:r>
+      <w:r>
+        <w:rPr>
+          <w:rFonts w:asciiTheme="minorHAnsi" w:hAnsiTheme="minorHAnsi" w:cstheme="minorHAnsi"/>
+          <w:color w:val="FF0000"/>
+          <w:sz w:val="20"/>
+          <w:szCs w:val="20"/>
+        </w:rPr>
+        <w:t>-30 because the difference in mean is the smallest.</w:t>
+      </w:r>
+    </w:p>
+    <w:p>
+      <w:pPr>
+        <w:ind w:left="720"/>
+        <w:rPr>
+          <w:rFonts w:asciiTheme="minorHAnsi" w:hAnsiTheme="minorHAnsi" w:cstheme="minorHAnsi"/>
+          <w:color w:val="FF0000"/>
+          <w:sz w:val="20"/>
+          <w:szCs w:val="20"/>
+        </w:rPr>
+      </w:pPr>
+    </w:p>
+    <w:p>
+      <w:pPr>
+        <w:ind w:left="720"/>
+        <w:rPr>
+          <w:rFonts w:asciiTheme="minorHAnsi" w:hAnsiTheme="minorHAnsi" w:cstheme="minorHAnsi"/>
+          <w:i/>
+          <w:color w:val="FF0000"/>
+          <w:sz w:val="20"/>
+          <w:szCs w:val="20"/>
+        </w:rPr>
+      </w:pPr>
+      <w:r>
+        <w:rPr>
+          <w:rFonts w:asciiTheme="minorHAnsi" w:hAnsiTheme="minorHAnsi" w:cstheme="minorHAnsi"/>
+          <w:i/>
+          <w:color w:val="FF0000"/>
+          <w:sz w:val="20"/>
+          <w:szCs w:val="20"/>
+        </w:rPr>
+        <w:t>Note: To formally determine which pairs of groups differ, we would need a follow-up multiple-comparisons procedure, such as Tukey’s method. Here, students are only using the plots and group means to identify likely differences</w:t>
+      </w:r>
+      <w:r>
+        <w:rPr>
+          <w:rFonts w:asciiTheme="minorHAnsi" w:hAnsiTheme="minorHAnsi" w:cstheme="minorHAnsi"/>
+          <w:i/>
+          <w:color w:val="FF0000"/>
+          <w:sz w:val="20"/>
+          <w:szCs w:val="20"/>
+        </w:rPr>
+        <w:t xml:space="preserve">. </w:t>
+      </w:r>
+    </w:p>
+    <w:p>
+      <w:pPr>
+        <w:ind w:left="720"/>
+        <w:rPr>
+          <w:rFonts w:asciiTheme="minorHAnsi" w:hAnsiTheme="minorHAnsi" w:cstheme="minorHAnsi"/>
+          <w:i/>
+          <w:color w:val="FF0000"/>
+          <w:sz w:val="20"/>
+          <w:szCs w:val="20"/>
+        </w:rPr>
+      </w:pPr>
+    </w:p>
+    <w:p>
+      <w:pPr>
+        <w:pStyle w:val="ListParagraph"/>
+        <w:numPr>
+          <w:ilvl w:val="0"/>
+          <w:numId w:val="1"/>
+        </w:numPr>
+        <w:rPr>
+          <w:rFonts w:asciiTheme="minorHAnsi" w:hAnsiTheme="minorHAnsi" w:cstheme="minorHAnsi"/>
+          <w:color w:val="auto"/>
+          <w:sz w:val="20"/>
+          <w:szCs w:val="20"/>
+        </w:rPr>
+      </w:pPr>
+      <w:r>
+        <w:rPr>
+          <w:rFonts w:asciiTheme="minorHAnsi" w:hAnsiTheme="minorHAnsi" w:cstheme="minorHAnsi"/>
+          <w:color w:val="auto"/>
+          <w:sz w:val="20"/>
+          <w:szCs w:val="20"/>
+        </w:rPr>
+        <w:t>Minutes per game is useful, but it is not a perfect measure of player quality. Explain one reason why players selected earlier in the draft might have higher career minutes per game even if draft position does not perfectly measure player ability</w:t>
+      </w:r>
+      <w:r>
+        <w:rPr>
+          <w:rFonts w:asciiTheme="minorHAnsi" w:hAnsiTheme="minorHAnsi" w:cstheme="minorHAnsi"/>
+          <w:color w:val="auto"/>
+          <w:sz w:val="20"/>
+          <w:szCs w:val="20"/>
+        </w:rPr>
+        <w:t>.</w:t>
+      </w:r>
+    </w:p>
+    <w:p>
+      <w:pPr>
+        <w:pStyle w:val="ListParagraph"/>
+        <w:rPr>
+          <w:rFonts w:asciiTheme="minorHAnsi" w:hAnsiTheme="minorHAnsi" w:cstheme="minorHAnsi"/>
+          <w:color w:val="auto"/>
+          <w:sz w:val="20"/>
+          <w:szCs w:val="20"/>
+        </w:rPr>
+      </w:pPr>
+    </w:p>
+    <w:p>
+      <w:pPr>
+        <w:pStyle w:val="ListParagraph"/>
+        <w:rPr>
+          <w:rFonts w:asciiTheme="minorHAnsi" w:hAnsiTheme="minorHAnsi" w:cstheme="minorHAnsi"/>
+          <w:i/>
+          <w:color w:val="FF0000"/>
+          <w:sz w:val="20"/>
+          <w:szCs w:val="20"/>
+        </w:rPr>
+      </w:pPr>
+      <w:r>
+        <w:rPr>
+          <w:rFonts w:asciiTheme="minorHAnsi" w:hAnsiTheme="minorHAnsi" w:cstheme="minorHAnsi"/>
+          <w:b/>
+          <w:bCs/>
+          <w:i/>
+          <w:color w:val="FF0000"/>
+          <w:sz w:val="20"/>
+          <w:szCs w:val="20"/>
+        </w:rPr>
+        <w:t>Instructor note:</w:t>
+      </w:r>
+      <w:r>
+        <w:rPr>
+          <w:rFonts w:asciiTheme="minorHAnsi" w:hAnsiTheme="minorHAnsi" w:cstheme="minorHAnsi"/>
+          <w:i/>
+          <w:color w:val="FF0000"/>
+          <w:sz w:val="20"/>
+          <w:szCs w:val="20"/>
+        </w:rPr>
+        <w:t xml:space="preserve"> If students are unfamiliar with the NBA, it may help to explain that playing time is not automatically assigned. Coaches choose how many minutes each player receives, and high draft picks may be given more opportunities because teams have invested more in them</w:t>
+      </w:r>
+      <w:r>
+        <w:rPr>
+          <w:rFonts w:asciiTheme="minorHAnsi" w:hAnsiTheme="minorHAnsi" w:cstheme="minorHAnsi"/>
+          <w:i/>
+          <w:color w:val="FF0000"/>
+          <w:sz w:val="20"/>
+          <w:szCs w:val="20"/>
+        </w:rPr>
+        <w:t>,</w:t>
+      </w:r>
+      <w:r>
+        <w:rPr>
+          <w:rFonts w:asciiTheme="minorHAnsi" w:hAnsiTheme="minorHAnsi" w:cstheme="minorHAnsi"/>
+          <w:i/>
+          <w:color w:val="FF0000"/>
+          <w:sz w:val="20"/>
+          <w:szCs w:val="20"/>
+        </w:rPr>
+        <w:t xml:space="preserve"> expect them to become important players</w:t>
+      </w:r>
+      <w:r>
+        <w:rPr>
+          <w:rFonts w:asciiTheme="minorHAnsi" w:hAnsiTheme="minorHAnsi" w:cstheme="minorHAnsi"/>
+          <w:i/>
+          <w:color w:val="FF0000"/>
+          <w:sz w:val="20"/>
+          <w:szCs w:val="20"/>
+        </w:rPr>
+        <w:t>, or simply do not have better options available to them</w:t>
+      </w:r>
+      <w:r>
+        <w:rPr>
+          <w:rFonts w:asciiTheme="minorHAnsi" w:hAnsiTheme="minorHAnsi" w:cstheme="minorHAnsi"/>
+          <w:i/>
+          <w:color w:val="FF0000"/>
+          <w:sz w:val="20"/>
+          <w:szCs w:val="20"/>
+        </w:rPr>
+        <w:t>.</w:t>
+      </w:r>
+    </w:p>
+    <w:p>
+      <w:pPr>
+        <w:pStyle w:val="ListParagraph"/>
+        <w:rPr>
+          <w:rFonts w:asciiTheme="minorHAnsi" w:hAnsiTheme="minorHAnsi" w:cstheme="minorHAnsi"/>
+          <w:i/>
+          <w:color w:val="FF0000"/>
+          <w:sz w:val="20"/>
+          <w:szCs w:val="20"/>
+        </w:rPr>
+      </w:pPr>
+    </w:p>
+    <w:p>
+      <w:pPr>
+        <w:pStyle w:val="ListParagraph"/>
+        <w:rPr>
+          <w:rFonts w:asciiTheme="minorHAnsi" w:hAnsiTheme="minorHAnsi" w:cstheme="minorHAnsi"/>
+          <w:color w:val="FF0000"/>
+          <w:sz w:val="20"/>
+          <w:szCs w:val="20"/>
+        </w:rPr>
+      </w:pPr>
+      <w:r>
+        <w:rPr>
+          <w:rFonts w:asciiTheme="minorHAnsi" w:hAnsiTheme="minorHAnsi" w:cstheme="minorHAnsi"/>
+          <w:color w:val="FF0000"/>
+          <w:sz w:val="20"/>
+          <w:szCs w:val="20"/>
+        </w:rPr>
+        <w:t>Players selected earlier in the draft may receive more playing time because teams have invested more in them and may want to give them more opportunities to develop. In the NBA, coaches decide how many minutes each player gets in a game, and those decisions can be influenced by performance, injuries, team strategy, roster depth, and expectations for player development. Because of this, differences in minutes per game may reflect both player ability and opportunity.</w:t>
+      </w:r>
+    </w:p>
+    <w:p>
+      <w:pPr>
+        <w:ind w:left="720"/>
+        <w:rPr>
+          <w:rFonts w:asciiTheme="minorHAnsi" w:hAnsiTheme="minorHAnsi" w:cstheme="minorHAnsi"/>
+          <w:color w:val="FF0000"/>
+          <w:sz w:val="20"/>
+          <w:szCs w:val="20"/>
+        </w:rPr>
+      </w:pPr>
+    </w:p>
+    <w:p>
+      <w:pPr>
+        <w:pStyle w:val="ListParagraph"/>
+        <w:numPr>
+          <w:ilvl w:val="0"/>
+          <w:numId w:val="1"/>
+        </w:numPr>
+        <w:rPr>
+          <w:rFonts w:asciiTheme="minorHAnsi" w:hAnsiTheme="minorHAnsi" w:cstheme="minorHAnsi"/>
+          <w:color w:val="auto"/>
+          <w:sz w:val="20"/>
+          <w:szCs w:val="20"/>
+        </w:rPr>
+      </w:pPr>
+      <w:r>
+        <w:rPr>
+          <w:rFonts w:asciiTheme="minorHAnsi" w:hAnsiTheme="minorHAnsi" w:cstheme="minorHAnsi"/>
+          <w:color w:val="auto"/>
+          <w:sz w:val="20"/>
+          <w:szCs w:val="20"/>
+        </w:rPr>
+        <w:t>The draft-pi</w:t>
+      </w:r>
+      <w:r>
+        <w:rPr>
+          <w:rFonts w:asciiTheme="minorHAnsi" w:hAnsiTheme="minorHAnsi" w:cstheme="minorHAnsi"/>
+          <w:color w:val="auto"/>
+          <w:sz w:val="20"/>
+          <w:szCs w:val="20"/>
+        </w:rPr>
+        <w:t xml:space="preserve">ck groups used in this activity, </w:t>
+      </w:r>
+      <w:r>
+        <w:rPr>
+          <w:rFonts w:asciiTheme="minorHAnsi" w:hAnsiTheme="minorHAnsi" w:cstheme="minorHAnsi"/>
+          <w:color w:val="auto"/>
+          <w:sz w:val="20"/>
+          <w:szCs w:val="20"/>
+        </w:rPr>
+        <w:t>picks 1-10, 11-20, and 21-30</w:t>
+      </w:r>
+      <w:r>
+        <w:rPr>
+          <w:rFonts w:asciiTheme="minorHAnsi" w:hAnsiTheme="minorHAnsi" w:cstheme="minorHAnsi"/>
+          <w:color w:val="auto"/>
+          <w:sz w:val="20"/>
+          <w:szCs w:val="20"/>
+        </w:rPr>
+        <w:t>,</w:t>
+      </w:r>
+      <w:r>
+        <w:rPr>
+          <w:rFonts w:asciiTheme="minorHAnsi" w:hAnsiTheme="minorHAnsi" w:cstheme="minorHAnsi"/>
+          <w:color w:val="auto"/>
+          <w:sz w:val="20"/>
+          <w:szCs w:val="20"/>
+        </w:rPr>
+        <w:t xml:space="preserve"> were chosen by the analyst. While </w:t>
+      </w:r>
+      <w:r>
+        <w:rPr>
+          <w:rFonts w:asciiTheme="minorHAnsi" w:hAnsiTheme="minorHAnsi" w:cstheme="minorHAnsi"/>
+          <w:color w:val="auto"/>
+          <w:sz w:val="20"/>
+          <w:szCs w:val="20"/>
+        </w:rPr>
+        <w:t>this may be</w:t>
+      </w:r>
+      <w:r>
+        <w:rPr>
+          <w:rFonts w:asciiTheme="minorHAnsi" w:hAnsiTheme="minorHAnsi" w:cstheme="minorHAnsi"/>
+          <w:color w:val="auto"/>
+          <w:sz w:val="20"/>
+          <w:szCs w:val="20"/>
+        </w:rPr>
         <w:t xml:space="preserve"> </w:t>
       </w:r>
       <w:r>
         <w:rPr>
           <w:rFonts w:asciiTheme="minorHAnsi" w:hAnsiTheme="minorHAnsi" w:cstheme="minorHAnsi"/>
-          <w:color w:val="000000" w:themeColor="text1"/>
-          <w:sz w:val="20"/>
-          <w:szCs w:val="20"/>
-        </w:rPr>
-        <w:t>to see a significant difference in minutes played. Provide evidence.</w:t>
-      </w:r>
-    </w:p>
-    <w:p>
-      <w:pPr>
-        <w:rPr>
-          <w:rFonts w:asciiTheme="minorHAnsi" w:hAnsiTheme="minorHAnsi" w:cstheme="minorHAnsi"/>
-          <w:color w:val="000000" w:themeColor="text1"/>
-          <w:sz w:val="20"/>
-          <w:szCs w:val="20"/>
-        </w:rPr>
-      </w:pPr>
-    </w:p>
-    <w:p>
-      <w:pPr>
-        <w:ind w:left="720"/>
-        <w:rPr>
-          <w:rFonts w:asciiTheme="minorHAnsi" w:hAnsiTheme="minorHAnsi" w:cstheme="minorHAnsi"/>
-          <w:color w:val="FF0000"/>
-          <w:sz w:val="20"/>
-          <w:szCs w:val="20"/>
-        </w:rPr>
-      </w:pPr>
-      <w:r>
-        <w:rPr>
-          <w:rFonts w:asciiTheme="minorHAnsi" w:hAnsiTheme="minorHAnsi" w:cstheme="minorHAnsi"/>
-          <w:color w:val="FF0000"/>
-          <w:sz w:val="20"/>
-          <w:szCs w:val="20"/>
-        </w:rPr>
-        <w:t>From looking at the means in the density plot and box plot, we are most likely to find a difference between those selected 1-10 and those selected 2</w:t>
-      </w:r>
-      <w:r>
-        <w:rPr>
-          <w:rFonts w:asciiTheme="minorHAnsi" w:hAnsiTheme="minorHAnsi" w:cstheme="minorHAnsi"/>
-          <w:color w:val="FF0000"/>
-          <w:sz w:val="20"/>
-          <w:szCs w:val="20"/>
-        </w:rPr>
-        <w:t>1</w:t>
-      </w:r>
-      <w:r>
-        <w:rPr>
-          <w:rFonts w:asciiTheme="minorHAnsi" w:hAnsiTheme="minorHAnsi" w:cstheme="minorHAnsi"/>
-          <w:color w:val="FF0000"/>
-          <w:sz w:val="20"/>
-          <w:szCs w:val="20"/>
-        </w:rPr>
-        <w:t>-30 because there is the largest difference in mean number of minutes played. We are least likely to find a difference between those selected 1</w:t>
-      </w:r>
-      <w:r>
-        <w:rPr>
-          <w:rFonts w:asciiTheme="minorHAnsi" w:hAnsiTheme="minorHAnsi" w:cstheme="minorHAnsi"/>
-          <w:color w:val="FF0000"/>
-          <w:sz w:val="20"/>
-          <w:szCs w:val="20"/>
-        </w:rPr>
-        <w:t>1</w:t>
-      </w:r>
-      <w:r>
-        <w:rPr>
-          <w:rFonts w:asciiTheme="minorHAnsi" w:hAnsiTheme="minorHAnsi" w:cstheme="minorHAnsi"/>
-          <w:color w:val="FF0000"/>
-          <w:sz w:val="20"/>
-          <w:szCs w:val="20"/>
-        </w:rPr>
-        <w:t>-20 and 2</w:t>
-      </w:r>
-      <w:r>
-        <w:rPr>
-          <w:rFonts w:asciiTheme="minorHAnsi" w:hAnsiTheme="minorHAnsi" w:cstheme="minorHAnsi"/>
-          <w:color w:val="FF0000"/>
-          <w:sz w:val="20"/>
-          <w:szCs w:val="20"/>
-        </w:rPr>
-        <w:t>1</w:t>
-      </w:r>
-      <w:r>
-        <w:rPr>
-          <w:rFonts w:asciiTheme="minorHAnsi" w:hAnsiTheme="minorHAnsi" w:cstheme="minorHAnsi"/>
-          <w:color w:val="FF0000"/>
-          <w:sz w:val="20"/>
-          <w:szCs w:val="20"/>
-        </w:rPr>
-        <w:t>-30 because the difference in mean is the smallest.</w:t>
+          <w:color w:val="auto"/>
+          <w:sz w:val="20"/>
+          <w:szCs w:val="20"/>
+        </w:rPr>
+        <w:t xml:space="preserve">one reasonable way to divide the first round, but it is not the only option. Propose one different way to group the players or one different variable to analyze if you wanted to better understand the relationship between draft position and NBA career success. Explain why your choice might </w:t>
+      </w:r>
+      <w:r>
+        <w:rPr>
+          <w:rFonts w:asciiTheme="minorHAnsi" w:hAnsiTheme="minorHAnsi" w:cstheme="minorHAnsi"/>
+          <w:color w:val="auto"/>
+          <w:sz w:val="20"/>
+          <w:szCs w:val="20"/>
+        </w:rPr>
+        <w:t xml:space="preserve">change or </w:t>
+      </w:r>
+      <w:r>
+        <w:rPr>
+          <w:rFonts w:asciiTheme="minorHAnsi" w:hAnsiTheme="minorHAnsi" w:cstheme="minorHAnsi"/>
+          <w:color w:val="auto"/>
+          <w:sz w:val="20"/>
+          <w:szCs w:val="20"/>
+        </w:rPr>
+        <w:t>improve the analysis.</w:t>
+      </w:r>
+      <w:r>
+        <w:rPr>
+          <w:rFonts w:asciiTheme="minorHAnsi" w:hAnsiTheme="minorHAnsi" w:cstheme="minorHAnsi"/>
+          <w:color w:val="auto"/>
+          <w:sz w:val="20"/>
+          <w:szCs w:val="20"/>
+        </w:rPr>
+        <w:t xml:space="preserve"> </w:t>
+      </w:r>
+    </w:p>
+    <w:p>
+      <w:pPr>
+        <w:pStyle w:val="ListParagraph"/>
+        <w:rPr>
+          <w:rFonts w:asciiTheme="minorHAnsi" w:hAnsiTheme="minorHAnsi" w:cstheme="minorHAnsi"/>
+          <w:color w:val="auto"/>
+          <w:sz w:val="20"/>
+          <w:szCs w:val="20"/>
+        </w:rPr>
+      </w:pPr>
+    </w:p>
+    <w:p>
+      <w:pPr>
+        <w:pStyle w:val="ListParagraph"/>
+        <w:rPr>
+          <w:rFonts w:asciiTheme="minorHAnsi" w:hAnsiTheme="minorHAnsi" w:cstheme="minorHAnsi"/>
+          <w:color w:val="FF0000"/>
+          <w:sz w:val="20"/>
+          <w:szCs w:val="20"/>
+        </w:rPr>
+      </w:pPr>
+      <w:r>
+        <w:rPr>
+          <w:rFonts w:asciiTheme="minorHAnsi" w:hAnsiTheme="minorHAnsi" w:cstheme="minorHAnsi"/>
+          <w:i/>
+          <w:color w:val="FF0000"/>
+          <w:sz w:val="20"/>
+          <w:szCs w:val="20"/>
+        </w:rPr>
+        <w:t>Answers will certainly vary and are likely based on how knowledgeable a student is about basketball.</w:t>
+      </w:r>
+      <w:r>
+        <w:rPr>
+          <w:rFonts w:asciiTheme="minorHAnsi" w:hAnsiTheme="minorHAnsi" w:cstheme="minorHAnsi"/>
+          <w:color w:val="FF0000"/>
+          <w:sz w:val="20"/>
+          <w:szCs w:val="20"/>
+        </w:rPr>
+        <w:t xml:space="preserve"> One alternative would be to compare lottery picks to non-lottery first-round picks. Lottery picks are generally selected by teams that missed the playoffs and may be viewed as higher-investment prospects. Another alternative would be to group picks by the type of team that selected them, such as lottery teams versus playoff teams, because players drafted by weaker teams may have more immediate opportunity for playing time. These groupings might better reflect differences in team context and opportunity than simply using picks 1</w:t>
+      </w:r>
+      <w:r>
+        <w:rPr>
+          <w:rFonts w:asciiTheme="minorHAnsi" w:hAnsiTheme="minorHAnsi" w:cstheme="minorHAnsi"/>
+          <w:color w:val="FF0000"/>
+          <w:sz w:val="20"/>
+          <w:szCs w:val="20"/>
+        </w:rPr>
+        <w:t>-</w:t>
+      </w:r>
+      <w:r>
+        <w:rPr>
+          <w:rFonts w:asciiTheme="minorHAnsi" w:hAnsiTheme="minorHAnsi" w:cstheme="minorHAnsi"/>
+          <w:color w:val="FF0000"/>
+          <w:sz w:val="20"/>
+          <w:szCs w:val="20"/>
+        </w:rPr>
+        <w:t>10, 11</w:t>
+      </w:r>
+      <w:r>
+        <w:rPr>
+          <w:rFonts w:asciiTheme="minorHAnsi" w:hAnsiTheme="minorHAnsi" w:cstheme="minorHAnsi"/>
+          <w:color w:val="FF0000"/>
+          <w:sz w:val="20"/>
+          <w:szCs w:val="20"/>
+        </w:rPr>
+        <w:t>-2</w:t>
+      </w:r>
+      <w:r>
+        <w:rPr>
+          <w:rFonts w:asciiTheme="minorHAnsi" w:hAnsiTheme="minorHAnsi" w:cstheme="minorHAnsi"/>
+          <w:color w:val="FF0000"/>
+          <w:sz w:val="20"/>
+          <w:szCs w:val="20"/>
+        </w:rPr>
+        <w:t>0, and 21</w:t>
+      </w:r>
+      <w:r>
+        <w:rPr>
+          <w:rFonts w:asciiTheme="minorHAnsi" w:hAnsiTheme="minorHAnsi" w:cstheme="minorHAnsi"/>
+          <w:color w:val="FF0000"/>
+          <w:sz w:val="20"/>
+          <w:szCs w:val="20"/>
+        </w:rPr>
+        <w:t>-</w:t>
+      </w:r>
+      <w:r>
+        <w:rPr>
+          <w:rFonts w:asciiTheme="minorHAnsi" w:hAnsiTheme="minorHAnsi" w:cstheme="minorHAnsi"/>
+          <w:color w:val="FF0000"/>
+          <w:sz w:val="20"/>
+          <w:szCs w:val="20"/>
+        </w:rPr>
+        <w:t>30.</w:t>
+      </w:r>
+    </w:p>
+    <w:p>
+      <w:pPr>
+        <w:pStyle w:val="ListParagraph"/>
+        <w:rPr>
+          <w:rFonts w:asciiTheme="minorHAnsi" w:hAnsiTheme="minorHAnsi" w:cstheme="minorHAnsi"/>
+          <w:color w:val="FF0000"/>
+          <w:sz w:val="20"/>
+          <w:szCs w:val="20"/>
+        </w:rPr>
+      </w:pPr>
+      <w:bookmarkStart w:id="0" w:name="_GoBack"/>
+      <w:bookmarkEnd w:id="0"/>
+    </w:p>
+    <w:p>
+      <w:pPr>
+        <w:pStyle w:val="ListParagraph"/>
+        <w:rPr>
+          <w:rFonts w:asciiTheme="minorHAnsi" w:hAnsiTheme="minorHAnsi" w:cstheme="minorHAnsi"/>
+          <w:color w:val="FF0000"/>
+          <w:sz w:val="20"/>
+          <w:szCs w:val="20"/>
+        </w:rPr>
+      </w:pPr>
+      <w:r>
+        <w:rPr>
+          <w:rFonts w:asciiTheme="minorHAnsi" w:hAnsiTheme="minorHAnsi" w:cstheme="minorHAnsi"/>
+          <w:color w:val="FF0000"/>
+          <w:sz w:val="20"/>
+          <w:szCs w:val="20"/>
+        </w:rPr>
+        <w:t>Students might also suggest using a different response variable, such as games played, points per game, win shares, or win shares per 48 minutes. These variables may capture different aspects of NBA career success. However, each possible response variable has its own limitations, so the best analysis may require considering several measures rather than relying on only one.</w:t>
       </w:r>
     </w:p>
     <w:p>
@@ -3073,7 +5043,7 @@
 </file>
 
 <file path=word/endnotes.xml><?xml version="1.0" encoding="utf-8"?>
-<w:endnotes xmlns:wpc="http://schemas.microsoft.com/office/word/2010/wordprocessingCanvas" xmlns:cx="http://schemas.microsoft.com/office/drawing/2014/chartex" xmlns:cx1="http://schemas.microsoft.com/office/drawing/2015/9/8/chartex" xmlns:cx2="http://schemas.microsoft.com/office/drawing/2015/10/21/chartex" xmlns:cx3="http://schemas.microsoft.com/office/drawing/2016/5/9/chartex" xmlns:cx4="http://schemas.microsoft.com/office/drawing/2016/5/10/chartex" xmlns:cx5="http://schemas.microsoft.com/office/drawing/2016/5/11/chartex" xmlns:cx6="http://schemas.microsoft.com/office/drawing/2016/5/12/chartex" xmlns:cx7="http://schemas.microsoft.com/office/drawing/2016/5/13/chartex" xmlns:cx8="http://schemas.microsoft.com/office/drawing/2016/5/14/chartex" xmlns:mc="http://schemas.openxmlformats.org/markup-compatibility/2006" xmlns:aink="http://schemas.microsoft.com/office/drawing/2016/ink" xmlns:am3d="http://schemas.microsoft.com/office/drawing/2017/model3d" xmlns:o="urn:schemas-microsoft-com:office:office" xmlns:oel="http://schemas.microsoft.com/office/2019/extlst" xmlns:r="http://schemas.openxmlformats.org/officeDocument/2006/relationships" xmlns:m="http://schemas.openxmlformats.org/officeDocument/2006/math" xmlns:v="urn:schemas-microsoft-com:vml" xmlns:wp14="http://schemas.microsoft.com/office/word/2010/wordprocessingDrawing" xmlns:wp="http://schemas.openxmlformats.org/drawingml/2006/wordprocessingDrawing" xmlns:w10="urn:schemas-microsoft-com:office:word" xmlns:w="http://schemas.openxmlformats.org/wordprocessingml/2006/main" xmlns:w14="http://schemas.microsoft.com/office/word/2010/wordml" xmlns:w15="http://schemas.microsoft.com/office/word/2012/wordml" xmlns:w16cex="http://schemas.microsoft.com/office/word/2018/wordml/cex" xmlns:w16cid="http://schemas.microsoft.com/office/word/2016/wordml/cid" xmlns:w16="http://schemas.microsoft.com/office/word/2018/wordml" xmlns:w16sdtdh="http://schemas.microsoft.com/office/word/2020/wordml/sdtdatahash" xmlns:w16se="http://schemas.microsoft.com/office/word/2015/wordml/symex" xmlns:wpg="http://schemas.microsoft.com/office/word/2010/wordprocessingGroup" xmlns:wpi="http://schemas.microsoft.com/office/word/2010/wordprocessingInk" xmlns:wne="http://schemas.microsoft.com/office/word/2006/wordml" xmlns:wps="http://schemas.microsoft.com/office/word/2010/wordprocessingShape" mc:Ignorable="w14 w15 w16se w16cid w16 w16cex w16sdtdh wp14">
+<w:endnotes xmlns:wpc="http://schemas.microsoft.com/office/word/2010/wordprocessingCanvas" xmlns:cx="http://schemas.microsoft.com/office/drawing/2014/chartex" xmlns:cx1="http://schemas.microsoft.com/office/drawing/2015/9/8/chartex" xmlns:mc="http://schemas.openxmlformats.org/markup-compatibility/2006" xmlns:o="urn:schemas-microsoft-com:office:office" xmlns:r="http://schemas.openxmlformats.org/officeDocument/2006/relationships" xmlns:m="http://schemas.openxmlformats.org/officeDocument/2006/math" xmlns:v="urn:schemas-microsoft-com:vml" xmlns:wp14="http://schemas.microsoft.com/office/word/2010/wordprocessingDrawing" xmlns:wp="http://schemas.openxmlformats.org/drawingml/2006/wordprocessingDrawing" xmlns:w10="urn:schemas-microsoft-com:office:word" xmlns:w="http://schemas.openxmlformats.org/wordprocessingml/2006/main" xmlns:w14="http://schemas.microsoft.com/office/word/2010/wordml" xmlns:w15="http://schemas.microsoft.com/office/word/2012/wordml" xmlns:w16se="http://schemas.microsoft.com/office/word/2015/wordml/symex" xmlns:wpg="http://schemas.microsoft.com/office/word/2010/wordprocessingGroup" xmlns:wpi="http://schemas.microsoft.com/office/word/2010/wordprocessingInk" xmlns:wne="http://schemas.microsoft.com/office/word/2006/wordml" xmlns:wps="http://schemas.microsoft.com/office/word/2010/wordprocessingShape" mc:Ignorable="w14 w15 w16se wp14">
   <w:endnote w:type="separator" w:id="-1">
     <w:p>
       <w:r>
@@ -3092,7 +5062,7 @@
 </file>
 
 <file path=word/footnotes.xml><?xml version="1.0" encoding="utf-8"?>
-<w:footnotes xmlns:wpc="http://schemas.microsoft.com/office/word/2010/wordprocessingCanvas" xmlns:cx="http://schemas.microsoft.com/office/drawing/2014/chartex" xmlns:cx1="http://schemas.microsoft.com/office/drawing/2015/9/8/chartex" xmlns:cx2="http://schemas.microsoft.com/office/drawing/2015/10/21/chartex" xmlns:cx3="http://schemas.microsoft.com/office/drawing/2016/5/9/chartex" xmlns:cx4="http://schemas.microsoft.com/office/drawing/2016/5/10/chartex" xmlns:cx5="http://schemas.microsoft.com/office/drawing/2016/5/11/chartex" xmlns:cx6="http://schemas.microsoft.com/office/drawing/2016/5/12/chartex" xmlns:cx7="http://schemas.microsoft.com/office/drawing/2016/5/13/chartex" xmlns:cx8="http://schemas.microsoft.com/office/drawing/2016/5/14/chartex" xmlns:mc="http://schemas.openxmlformats.org/markup-compatibility/2006" xmlns:aink="http://schemas.microsoft.com/office/drawing/2016/ink" xmlns:am3d="http://schemas.microsoft.com/office/drawing/2017/model3d" xmlns:o="urn:schemas-microsoft-com:office:office" xmlns:oel="http://schemas.microsoft.com/office/2019/extlst" xmlns:r="http://schemas.openxmlformats.org/officeDocument/2006/relationships" xmlns:m="http://schemas.openxmlformats.org/officeDocument/2006/math" xmlns:v="urn:schemas-microsoft-com:vml" xmlns:wp14="http://schemas.microsoft.com/office/word/2010/wordprocessingDrawing" xmlns:wp="http://schemas.openxmlformats.org/drawingml/2006/wordprocessingDrawing" xmlns:w10="urn:schemas-microsoft-com:office:word" xmlns:w="http://schemas.openxmlformats.org/wordprocessingml/2006/main" xmlns:w14="http://schemas.microsoft.com/office/word/2010/wordml" xmlns:w15="http://schemas.microsoft.com/office/word/2012/wordml" xmlns:w16cex="http://schemas.microsoft.com/office/word/2018/wordml/cex" xmlns:w16cid="http://schemas.microsoft.com/office/word/2016/wordml/cid" xmlns:w16="http://schemas.microsoft.com/office/word/2018/wordml" xmlns:w16sdtdh="http://schemas.microsoft.com/office/word/2020/wordml/sdtdatahash" xmlns:w16se="http://schemas.microsoft.com/office/word/2015/wordml/symex" xmlns:wpg="http://schemas.microsoft.com/office/word/2010/wordprocessingGroup" xmlns:wpi="http://schemas.microsoft.com/office/word/2010/wordprocessingInk" xmlns:wne="http://schemas.microsoft.com/office/word/2006/wordml" xmlns:wps="http://schemas.microsoft.com/office/word/2010/wordprocessingShape" mc:Ignorable="w14 w15 w16se w16cid w16 w16cex w16sdtdh wp14">
+<w:footnotes xmlns:wpc="http://schemas.microsoft.com/office/word/2010/wordprocessingCanvas" xmlns:cx="http://schemas.microsoft.com/office/drawing/2014/chartex" xmlns:cx1="http://schemas.microsoft.com/office/drawing/2015/9/8/chartex" xmlns:mc="http://schemas.openxmlformats.org/markup-compatibility/2006" xmlns:o="urn:schemas-microsoft-com:office:office" xmlns:r="http://schemas.openxmlformats.org/officeDocument/2006/relationships" xmlns:m="http://schemas.openxmlformats.org/officeDocument/2006/math" xmlns:v="urn:schemas-microsoft-com:vml" xmlns:wp14="http://schemas.microsoft.com/office/word/2010/wordprocessingDrawing" xmlns:wp="http://schemas.openxmlformats.org/drawingml/2006/wordprocessingDrawing" xmlns:w10="urn:schemas-microsoft-com:office:word" xmlns:w="http://schemas.openxmlformats.org/wordprocessingml/2006/main" xmlns:w14="http://schemas.microsoft.com/office/word/2010/wordml" xmlns:w15="http://schemas.microsoft.com/office/word/2012/wordml" xmlns:w16se="http://schemas.microsoft.com/office/word/2015/wordml/symex" xmlns:wpg="http://schemas.microsoft.com/office/word/2010/wordprocessingGroup" xmlns:wpi="http://schemas.microsoft.com/office/word/2010/wordprocessingInk" xmlns:wne="http://schemas.microsoft.com/office/word/2006/wordml" xmlns:wps="http://schemas.microsoft.com/office/word/2010/wordprocessingShape" mc:Ignorable="w14 w15 w16se wp14">
   <w:footnote w:type="separator" w:id="-1">
     <w:p>
       <w:r>
@@ -3111,7 +5081,7 @@
 </file>
 
 <file path=word/header1.xml><?xml version="1.0" encoding="utf-8"?>
-<w:hdr xmlns:wpc="http://schemas.microsoft.com/office/word/2010/wordprocessingCanvas" xmlns:cx="http://schemas.microsoft.com/office/drawing/2014/chartex" xmlns:cx1="http://schemas.microsoft.com/office/drawing/2015/9/8/chartex" xmlns:cx2="http://schemas.microsoft.com/office/drawing/2015/10/21/chartex" xmlns:cx3="http://schemas.microsoft.com/office/drawing/2016/5/9/chartex" xmlns:cx4="http://schemas.microsoft.com/office/drawing/2016/5/10/chartex" xmlns:cx5="http://schemas.microsoft.com/office/drawing/2016/5/11/chartex" xmlns:cx6="http://schemas.microsoft.com/office/drawing/2016/5/12/chartex" xmlns:cx7="http://schemas.microsoft.com/office/drawing/2016/5/13/chartex" xmlns:cx8="http://schemas.microsoft.com/office/drawing/2016/5/14/chartex" xmlns:mc="http://schemas.openxmlformats.org/markup-compatibility/2006" xmlns:aink="http://schemas.microsoft.com/office/drawing/2016/ink" xmlns:am3d="http://schemas.microsoft.com/office/drawing/2017/model3d" xmlns:o="urn:schemas-microsoft-com:office:office" xmlns:oel="http://schemas.microsoft.com/office/2019/extlst" xmlns:r="http://schemas.openxmlformats.org/officeDocument/2006/relationships" xmlns:m="http://schemas.openxmlformats.org/officeDocument/2006/math" xmlns:v="urn:schemas-microsoft-com:vml" xmlns:wp14="http://schemas.microsoft.com/office/word/2010/wordprocessingDrawing" xmlns:wp="http://schemas.openxmlformats.org/drawingml/2006/wordprocessingDrawing" xmlns:w10="urn:schemas-microsoft-com:office:word" xmlns:w="http://schemas.openxmlformats.org/wordprocessingml/2006/main" xmlns:w14="http://schemas.microsoft.com/office/word/2010/wordml" xmlns:w15="http://schemas.microsoft.com/office/word/2012/wordml" xmlns:w16cex="http://schemas.microsoft.com/office/word/2018/wordml/cex" xmlns:w16cid="http://schemas.microsoft.com/office/word/2016/wordml/cid" xmlns:w16="http://schemas.microsoft.com/office/word/2018/wordml" xmlns:w16sdtdh="http://schemas.microsoft.com/office/word/2020/wordml/sdtdatahash" xmlns:w16se="http://schemas.microsoft.com/office/word/2015/wordml/symex" xmlns:wpg="http://schemas.microsoft.com/office/word/2010/wordprocessingGroup" xmlns:wpi="http://schemas.microsoft.com/office/word/2010/wordprocessingInk" xmlns:wne="http://schemas.microsoft.com/office/word/2006/wordml" xmlns:wps="http://schemas.microsoft.com/office/word/2010/wordprocessingShape" mc:Ignorable="w14 w15 w16se w16cid w16 w16cex w16sdtdh wp14">
+<w:hdr xmlns:wpc="http://schemas.microsoft.com/office/word/2010/wordprocessingCanvas" xmlns:cx="http://schemas.microsoft.com/office/drawing/2014/chartex" xmlns:cx1="http://schemas.microsoft.com/office/drawing/2015/9/8/chartex" xmlns:mc="http://schemas.openxmlformats.org/markup-compatibility/2006" xmlns:o="urn:schemas-microsoft-com:office:office" xmlns:r="http://schemas.openxmlformats.org/officeDocument/2006/relationships" xmlns:m="http://schemas.openxmlformats.org/officeDocument/2006/math" xmlns:v="urn:schemas-microsoft-com:vml" xmlns:wp14="http://schemas.microsoft.com/office/word/2010/wordprocessingDrawing" xmlns:wp="http://schemas.openxmlformats.org/drawingml/2006/wordprocessingDrawing" xmlns:w10="urn:schemas-microsoft-com:office:word" xmlns:w="http://schemas.openxmlformats.org/wordprocessingml/2006/main" xmlns:w14="http://schemas.microsoft.com/office/word/2010/wordml" xmlns:w15="http://schemas.microsoft.com/office/word/2012/wordml" xmlns:w16se="http://schemas.microsoft.com/office/word/2015/wordml/symex" xmlns:wpg="http://schemas.microsoft.com/office/word/2010/wordprocessingGroup" xmlns:wpi="http://schemas.microsoft.com/office/word/2010/wordprocessingInk" xmlns:wne="http://schemas.microsoft.com/office/word/2006/wordml" xmlns:wps="http://schemas.microsoft.com/office/word/2010/wordprocessingShape" mc:Ignorable="w14 w15 w16se wp14">
   <w:p>
     <w:pPr>
       <w:pStyle w:val="Header"/>
@@ -3140,11 +5110,124 @@
 </file>
 
 <file path=word/numbering.xml><?xml version="1.0" encoding="utf-8"?>
-<w:numbering xmlns:wpc="http://schemas.microsoft.com/office/word/2010/wordprocessingCanvas" xmlns:cx="http://schemas.microsoft.com/office/drawing/2014/chartex" xmlns:cx1="http://schemas.microsoft.com/office/drawing/2015/9/8/chartex" xmlns:cx2="http://schemas.microsoft.com/office/drawing/2015/10/21/chartex" xmlns:cx3="http://schemas.microsoft.com/office/drawing/2016/5/9/chartex" xmlns:cx4="http://schemas.microsoft.com/office/drawing/2016/5/10/chartex" xmlns:cx5="http://schemas.microsoft.com/office/drawing/2016/5/11/chartex" xmlns:cx6="http://schemas.microsoft.com/office/drawing/2016/5/12/chartex" xmlns:cx7="http://schemas.microsoft.com/office/drawing/2016/5/13/chartex" xmlns:cx8="http://schemas.microsoft.com/office/drawing/2016/5/14/chartex" xmlns:mc="http://schemas.openxmlformats.org/markup-compatibility/2006" xmlns:aink="http://schemas.microsoft.com/office/drawing/2016/ink" xmlns:am3d="http://schemas.microsoft.com/office/drawing/2017/model3d" xmlns:o="urn:schemas-microsoft-com:office:office" xmlns:oel="http://schemas.microsoft.com/office/2019/extlst" xmlns:r="http://schemas.openxmlformats.org/officeDocument/2006/relationships" xmlns:m="http://schemas.openxmlformats.org/officeDocument/2006/math" xmlns:v="urn:schemas-microsoft-com:vml" xmlns:wp14="http://schemas.microsoft.com/office/word/2010/wordprocessingDrawing" xmlns:wp="http://schemas.openxmlformats.org/drawingml/2006/wordprocessingDrawing" xmlns:w10="urn:schemas-microsoft-com:office:word" xmlns:w="http://schemas.openxmlformats.org/wordprocessingml/2006/main" xmlns:w14="http://schemas.microsoft.com/office/word/2010/wordml" xmlns:w15="http://schemas.microsoft.com/office/word/2012/wordml" xmlns:w16cex="http://schemas.microsoft.com/office/word/2018/wordml/cex" xmlns:w16cid="http://schemas.microsoft.com/office/word/2016/wordml/cid" xmlns:w16="http://schemas.microsoft.com/office/word/2018/wordml" xmlns:w16sdtdh="http://schemas.microsoft.com/office/word/2020/wordml/sdtdatahash" xmlns:w16se="http://schemas.microsoft.com/office/word/2015/wordml/symex" xmlns:wpg="http://schemas.microsoft.com/office/word/2010/wordprocessingGroup" xmlns:wpi="http://schemas.microsoft.com/office/word/2010/wordprocessingInk" xmlns:wne="http://schemas.microsoft.com/office/word/2006/wordml" xmlns:wps="http://schemas.microsoft.com/office/word/2010/wordprocessingShape" mc:Ignorable="w14 w15 w16se w16cid w16 w16cex w16sdtdh wp14">
+<w:numbering xmlns:wpc="http://schemas.microsoft.com/office/word/2010/wordprocessingCanvas" xmlns:cx="http://schemas.microsoft.com/office/drawing/2014/chartex" xmlns:cx1="http://schemas.microsoft.com/office/drawing/2015/9/8/chartex" xmlns:mc="http://schemas.openxmlformats.org/markup-compatibility/2006" xmlns:o="urn:schemas-microsoft-com:office:office" xmlns:r="http://schemas.openxmlformats.org/officeDocument/2006/relationships" xmlns:m="http://schemas.openxmlformats.org/officeDocument/2006/math" xmlns:v="urn:schemas-microsoft-com:vml" xmlns:wp14="http://schemas.microsoft.com/office/word/2010/wordprocessingDrawing" xmlns:wp="http://schemas.openxmlformats.org/drawingml/2006/wordprocessingDrawing" xmlns:w10="urn:schemas-microsoft-com:office:word" xmlns:w="http://schemas.openxmlformats.org/wordprocessingml/2006/main" xmlns:w14="http://schemas.microsoft.com/office/word/2010/wordml" xmlns:w15="http://schemas.microsoft.com/office/word/2012/wordml" xmlns:w16se="http://schemas.microsoft.com/office/word/2015/wordml/symex" xmlns:wpg="http://schemas.microsoft.com/office/word/2010/wordprocessingGroup" xmlns:wpi="http://schemas.microsoft.com/office/word/2010/wordprocessingInk" xmlns:wne="http://schemas.microsoft.com/office/word/2006/wordml" xmlns:wps="http://schemas.microsoft.com/office/word/2010/wordprocessingShape" mc:Ignorable="w14 w15 w16se wp14">
   <w:abstractNum w:abstractNumId="0" w15:restartNumberingAfterBreak="0">
+    <w:nsid w:val="39F063B9"/>
+    <w:multiLevelType w:val="hybridMultilevel"/>
+    <w:tmpl w:val="8A7E797E"/>
+    <w:lvl w:ilvl="0" w:tplc="2A64C246">
+      <w:start w:val="2"/>
+      <w:numFmt w:val="bullet"/>
+      <w:lvlText w:val="-"/>
+      <w:lvlJc w:val="left"/>
+      <w:pPr>
+        <w:ind w:left="1080" w:hanging="360"/>
+      </w:pPr>
+      <w:rPr>
+        <w:rFonts w:ascii="Calibri" w:eastAsiaTheme="minorHAnsi" w:hAnsi="Calibri" w:cs="Calibri" w:hint="default"/>
+      </w:rPr>
+    </w:lvl>
+    <w:lvl w:ilvl="1" w:tplc="04090003" w:tentative="1">
+      <w:start w:val="1"/>
+      <w:numFmt w:val="bullet"/>
+      <w:lvlText w:val="o"/>
+      <w:lvlJc w:val="left"/>
+      <w:pPr>
+        <w:ind w:left="1800" w:hanging="360"/>
+      </w:pPr>
+      <w:rPr>
+        <w:rFonts w:ascii="Courier New" w:hAnsi="Courier New" w:cs="Courier New" w:hint="default"/>
+      </w:rPr>
+    </w:lvl>
+    <w:lvl w:ilvl="2" w:tplc="04090005" w:tentative="1">
+      <w:start w:val="1"/>
+      <w:numFmt w:val="bullet"/>
+      <w:lvlText w:val=""/>
+      <w:lvlJc w:val="left"/>
+      <w:pPr>
+        <w:ind w:left="2520" w:hanging="360"/>
+      </w:pPr>
+      <w:rPr>
+        <w:rFonts w:ascii="Wingdings" w:hAnsi="Wingdings" w:hint="default"/>
+      </w:rPr>
+    </w:lvl>
+    <w:lvl w:ilvl="3" w:tplc="04090001" w:tentative="1">
+      <w:start w:val="1"/>
+      <w:numFmt w:val="bullet"/>
+      <w:lvlText w:val=""/>
+      <w:lvlJc w:val="left"/>
+      <w:pPr>
+        <w:ind w:left="3240" w:hanging="360"/>
+      </w:pPr>
+      <w:rPr>
+        <w:rFonts w:ascii="Symbol" w:hAnsi="Symbol" w:hint="default"/>
+      </w:rPr>
+    </w:lvl>
+    <w:lvl w:ilvl="4" w:tplc="04090003" w:tentative="1">
+      <w:start w:val="1"/>
+      <w:numFmt w:val="bullet"/>
+      <w:lvlText w:val="o"/>
+      <w:lvlJc w:val="left"/>
+      <w:pPr>
+        <w:ind w:left="3960" w:hanging="360"/>
+      </w:pPr>
+      <w:rPr>
+        <w:rFonts w:ascii="Courier New" w:hAnsi="Courier New" w:cs="Courier New" w:hint="default"/>
+      </w:rPr>
+    </w:lvl>
+    <w:lvl w:ilvl="5" w:tplc="04090005" w:tentative="1">
+      <w:start w:val="1"/>
+      <w:numFmt w:val="bullet"/>
+      <w:lvlText w:val=""/>
+      <w:lvlJc w:val="left"/>
+      <w:pPr>
+        <w:ind w:left="4680" w:hanging="360"/>
+      </w:pPr>
+      <w:rPr>
+        <w:rFonts w:ascii="Wingdings" w:hAnsi="Wingdings" w:hint="default"/>
+      </w:rPr>
+    </w:lvl>
+    <w:lvl w:ilvl="6" w:tplc="04090001" w:tentative="1">
+      <w:start w:val="1"/>
+      <w:numFmt w:val="bullet"/>
+      <w:lvlText w:val=""/>
+      <w:lvlJc w:val="left"/>
+      <w:pPr>
+        <w:ind w:left="5400" w:hanging="360"/>
+      </w:pPr>
+      <w:rPr>
+        <w:rFonts w:ascii="Symbol" w:hAnsi="Symbol" w:hint="default"/>
+      </w:rPr>
+    </w:lvl>
+    <w:lvl w:ilvl="7" w:tplc="04090003" w:tentative="1">
+      <w:start w:val="1"/>
+      <w:numFmt w:val="bullet"/>
+      <w:lvlText w:val="o"/>
+      <w:lvlJc w:val="left"/>
+      <w:pPr>
+        <w:ind w:left="6120" w:hanging="360"/>
+      </w:pPr>
+      <w:rPr>
+        <w:rFonts w:ascii="Courier New" w:hAnsi="Courier New" w:cs="Courier New" w:hint="default"/>
+      </w:rPr>
+    </w:lvl>
+    <w:lvl w:ilvl="8" w:tplc="04090005" w:tentative="1">
+      <w:start w:val="1"/>
+      <w:numFmt w:val="bullet"/>
+      <w:lvlText w:val=""/>
+      <w:lvlJc w:val="left"/>
+      <w:pPr>
+        <w:ind w:left="6840" w:hanging="360"/>
+      </w:pPr>
+      <w:rPr>
+        <w:rFonts w:ascii="Wingdings" w:hAnsi="Wingdings" w:hint="default"/>
+      </w:rPr>
+    </w:lvl>
+  </w:abstractNum>
+  <w:abstractNum w:abstractNumId="1" w15:restartNumberingAfterBreak="0">
     <w:nsid w:val="76AB4CC7"/>
     <w:multiLevelType w:val="hybridMultilevel"/>
-    <w:tmpl w:val="B374DC86"/>
+    <w:tmpl w:val="0B1EC3C2"/>
     <w:lvl w:ilvl="0" w:tplc="7B76CC64">
       <w:start w:val="1"/>
       <w:numFmt w:val="decimal"/>
@@ -3231,14 +5314,17 @@
       </w:pPr>
     </w:lvl>
   </w:abstractNum>
-  <w:num w:numId="1" w16cid:durableId="1591740641">
+  <w:num w:numId="1">
+    <w:abstractNumId w:val="1"/>
+  </w:num>
+  <w:num w:numId="2">
     <w:abstractNumId w:val="0"/>
   </w:num>
 </w:numbering>
 </file>
 
 <file path=word/styles.xml><?xml version="1.0" encoding="utf-8"?>
-<w:styles xmlns:mc="http://schemas.openxmlformats.org/markup-compatibility/2006" xmlns:r="http://schemas.openxmlformats.org/officeDocument/2006/relationships" xmlns:w="http://schemas.openxmlformats.org/wordprocessingml/2006/main" xmlns:w14="http://schemas.microsoft.com/office/word/2010/wordml" xmlns:w15="http://schemas.microsoft.com/office/word/2012/wordml" xmlns:w16cex="http://schemas.microsoft.com/office/word/2018/wordml/cex" xmlns:w16cid="http://schemas.microsoft.com/office/word/2016/wordml/cid" xmlns:w16="http://schemas.microsoft.com/office/word/2018/wordml" xmlns:w16sdtdh="http://schemas.microsoft.com/office/word/2020/wordml/sdtdatahash" xmlns:w16se="http://schemas.microsoft.com/office/word/2015/wordml/symex" mc:Ignorable="w14 w15 w16se w16cid w16 w16cex w16sdtdh">
+<w:styles xmlns:mc="http://schemas.openxmlformats.org/markup-compatibility/2006" xmlns:r="http://schemas.openxmlformats.org/officeDocument/2006/relationships" xmlns:w="http://schemas.openxmlformats.org/wordprocessingml/2006/main" xmlns:w14="http://schemas.microsoft.com/office/word/2010/wordml" xmlns:w15="http://schemas.microsoft.com/office/word/2012/wordml" xmlns:w16se="http://schemas.microsoft.com/office/word/2015/wordml/symex" mc:Ignorable="w14 w15 w16se">
   <w:docDefaults>
     <w:rPrDefault>
       <w:rPr>
@@ -3251,7 +5337,7 @@
     </w:rPrDefault>
     <w:pPrDefault/>
   </w:docDefaults>
-  <w:latentStyles w:defLockedState="0" w:defUIPriority="99" w:defSemiHidden="0" w:defUnhideWhenUsed="0" w:defQFormat="0" w:count="376">
+  <w:latentStyles w:defLockedState="0" w:defUIPriority="99" w:defSemiHidden="0" w:defUnhideWhenUsed="0" w:defQFormat="0" w:count="371">
     <w:lsdException w:name="Normal" w:uiPriority="0" w:qFormat="1"/>
     <w:lsdException w:name="heading 1" w:uiPriority="9" w:qFormat="1"/>
     <w:lsdException w:name="heading 2" w:semiHidden="1" w:uiPriority="9" w:unhideWhenUsed="1" w:qFormat="1"/>
@@ -3623,11 +5709,6 @@
     <w:lsdException w:name="List Table 5 Dark Accent 6" w:uiPriority="50"/>
     <w:lsdException w:name="List Table 6 Colorful Accent 6" w:uiPriority="51"/>
     <w:lsdException w:name="List Table 7 Colorful Accent 6" w:uiPriority="52"/>
-    <w:lsdException w:name="Mention" w:semiHidden="1" w:unhideWhenUsed="1"/>
-    <w:lsdException w:name="Smart Hyperlink" w:semiHidden="1" w:unhideWhenUsed="1"/>
-    <w:lsdException w:name="Hashtag" w:semiHidden="1" w:unhideWhenUsed="1"/>
-    <w:lsdException w:name="Unresolved Mention" w:semiHidden="1" w:unhideWhenUsed="1"/>
-    <w:lsdException w:name="Smart Link" w:semiHidden="1" w:unhideWhenUsed="1"/>
   </w:latentStyles>
   <w:style w:type="paragraph" w:default="1" w:styleId="Normal">
     <w:name w:val="Normal"/>
@@ -3636,7 +5717,6 @@
   <w:style w:type="character" w:default="1" w:styleId="DefaultParagraphFont">
     <w:name w:val="Default Paragraph Font"/>
     <w:uiPriority w:val="1"/>
-    <w:semiHidden/>
     <w:unhideWhenUsed/>
   </w:style>
   <w:style w:type="table" w:default="1" w:styleId="TableNormal">
